--- a/downloads/morin_cv.docx
+++ b/downloads/morin_cv.docx
@@ -167,7 +167,17 @@
           <w:sz w:val="22"/>
           <w:szCs w:val="22"/>
         </w:rPr>
-        <w:t>January 2025</w:t>
+        <w:t>May</w:t>
+      </w:r>
+      <w:r>
+        <w:rPr>
+          <w:i/>
+          <w:iCs/>
+          <w:color w:val="000000" w:themeColor="text1"/>
+          <w:sz w:val="22"/>
+          <w:szCs w:val="22"/>
+        </w:rPr>
+        <w:t xml:space="preserve"> 2025</w:t>
       </w:r>
     </w:p>
     <w:p>
@@ -791,6 +801,21 @@
           <w:szCs w:val="22"/>
         </w:rPr>
         <w:tab/>
+      </w:r>
+      <w:r>
+        <w:rPr>
+          <w:color w:val="000000" w:themeColor="text1"/>
+          <w:sz w:val="22"/>
+          <w:szCs w:val="22"/>
+        </w:rPr>
+        <w:t xml:space="preserve">Adjunct </w:t>
+      </w:r>
+      <w:r>
+        <w:rPr>
+          <w:color w:val="000000" w:themeColor="text1"/>
+          <w:sz w:val="22"/>
+          <w:szCs w:val="22"/>
+        </w:rPr>
         <w:t>Lecturer</w:t>
       </w:r>
     </w:p>
@@ -1641,25 +1666,7 @@
           <w:szCs w:val="22"/>
         </w:rPr>
         <w:tab/>
-        <w:t xml:space="preserve">First Prize, </w:t>
-      </w:r>
-      <w:proofErr w:type="spellStart"/>
-      <w:r>
-        <w:rPr>
-          <w:color w:val="000000" w:themeColor="text1"/>
-          <w:sz w:val="22"/>
-          <w:szCs w:val="22"/>
-        </w:rPr>
-        <w:t>Russek</w:t>
-      </w:r>
-      <w:proofErr w:type="spellEnd"/>
-      <w:r>
-        <w:rPr>
-          <w:color w:val="000000" w:themeColor="text1"/>
-          <w:sz w:val="22"/>
-          <w:szCs w:val="22"/>
-        </w:rPr>
-        <w:t xml:space="preserve"> Student Achievement Award</w:t>
+        <w:t>First Prize, Russek Student Achievement Award</w:t>
       </w:r>
       <w:r>
         <w:rPr>
@@ -2559,25 +2566,7 @@
           <w:sz w:val="22"/>
           <w:szCs w:val="22"/>
         </w:rPr>
-        <w:t xml:space="preserve">Gilbert, T.M., Zurcher, N.R., Wu, C.J., </w:t>
-      </w:r>
-      <w:proofErr w:type="spellStart"/>
-      <w:r>
-        <w:rPr>
-          <w:color w:val="000000" w:themeColor="text1"/>
-          <w:sz w:val="22"/>
-          <w:szCs w:val="22"/>
-        </w:rPr>
-        <w:t>Bhanot</w:t>
-      </w:r>
-      <w:proofErr w:type="spellEnd"/>
-      <w:r>
-        <w:rPr>
-          <w:color w:val="000000" w:themeColor="text1"/>
-          <w:sz w:val="22"/>
-          <w:szCs w:val="22"/>
-        </w:rPr>
-        <w:t xml:space="preserve">, A., Hightower, B.G., Kim, M., Albrecht, D.S., Wey, H.Y., Schroeder, F.A., Rodriguez-Thompson, A., </w:t>
+        <w:t xml:space="preserve">Gilbert, T.M., Zurcher, N.R., Wu, C.J., Bhanot, A., Hightower, B.G., Kim, M., Albrecht, D.S., Wey, H.Y., Schroeder, F.A., Rodriguez-Thompson, A., </w:t>
       </w:r>
       <w:r>
         <w:rPr>
@@ -2594,25 +2583,7 @@
           <w:sz w:val="22"/>
           <w:szCs w:val="22"/>
         </w:rPr>
-        <w:t xml:space="preserve">, Hart, K.L., Pellegrini, A.M., Riley, M.M., Wang, C., </w:t>
-      </w:r>
-      <w:proofErr w:type="spellStart"/>
-      <w:r>
-        <w:rPr>
-          <w:color w:val="000000" w:themeColor="text1"/>
-          <w:sz w:val="22"/>
-          <w:szCs w:val="22"/>
-        </w:rPr>
-        <w:t>Stufflebeam</w:t>
-      </w:r>
-      <w:proofErr w:type="spellEnd"/>
-      <w:r>
-        <w:rPr>
-          <w:color w:val="000000" w:themeColor="text1"/>
-          <w:sz w:val="22"/>
-          <w:szCs w:val="22"/>
-        </w:rPr>
-        <w:t xml:space="preserve">, S.M., Haggarty, S.J., Holt, D.J., Loggia, M.L., Perlis, R.H., Brown, H.E., Roffman, J.L., Hooker, J.M. (2019). PET neuroimaging reveals histone deacetylase dysregulation in schizophrenia. </w:t>
+        <w:t xml:space="preserve">, Hart, K.L., Pellegrini, A.M., Riley, M.M., Wang, C., Stufflebeam, S.M., Haggarty, S.J., Holt, D.J., Loggia, M.L., Perlis, R.H., Brown, H.E., Roffman, J.L., Hooker, J.M. (2019). PET neuroimaging reveals histone deacetylase dysregulation in schizophrenia. </w:t>
       </w:r>
       <w:r>
         <w:rPr>
@@ -2655,41 +2626,13 @@
           <w:shd w:val="clear" w:color="auto" w:fill="FFFFFF"/>
         </w:rPr>
       </w:pPr>
-      <w:proofErr w:type="spellStart"/>
-      <w:r>
-        <w:rPr>
-          <w:color w:val="000000" w:themeColor="text1"/>
-          <w:sz w:val="22"/>
-          <w:szCs w:val="22"/>
-        </w:rPr>
-        <w:t>Strebl</w:t>
-      </w:r>
-      <w:proofErr w:type="spellEnd"/>
-      <w:r>
-        <w:rPr>
-          <w:color w:val="000000" w:themeColor="text1"/>
-          <w:sz w:val="22"/>
-          <w:szCs w:val="22"/>
-        </w:rPr>
-        <w:t xml:space="preserve">, M.G., Campbell, A., Zhao, W.N., Riley, M.M., </w:t>
-      </w:r>
-      <w:proofErr w:type="spellStart"/>
-      <w:r>
-        <w:rPr>
-          <w:color w:val="000000" w:themeColor="text1"/>
-          <w:sz w:val="22"/>
-          <w:szCs w:val="22"/>
-        </w:rPr>
-        <w:t>Chindavong</w:t>
-      </w:r>
-      <w:proofErr w:type="spellEnd"/>
-      <w:r>
-        <w:rPr>
-          <w:color w:val="000000" w:themeColor="text1"/>
-          <w:sz w:val="22"/>
-          <w:szCs w:val="22"/>
-        </w:rPr>
-        <w:t xml:space="preserve">, P., </w:t>
+      <w:r>
+        <w:rPr>
+          <w:color w:val="000000" w:themeColor="text1"/>
+          <w:sz w:val="22"/>
+          <w:szCs w:val="22"/>
+        </w:rPr>
+        <w:t xml:space="preserve">Strebl, M.G., Campbell, A., Zhao, W.N., Riley, M.M., Chindavong, P., </w:t>
       </w:r>
       <w:r>
         <w:rPr>
@@ -3171,6 +3114,92 @@
       </w:pPr>
       <w:r>
         <w:rPr>
+          <w:color w:val="000000" w:themeColor="text1"/>
+          <w:sz w:val="22"/>
+          <w:szCs w:val="22"/>
+        </w:rPr>
+        <w:t>*</w:t>
+      </w:r>
+      <w:proofErr w:type="spellStart"/>
+      <w:r>
+        <w:rPr>
+          <w:color w:val="000000" w:themeColor="text1"/>
+          <w:sz w:val="22"/>
+          <w:szCs w:val="22"/>
+        </w:rPr>
+        <w:t>Bargagna</w:t>
+      </w:r>
+      <w:proofErr w:type="spellEnd"/>
+      <w:r>
+        <w:rPr>
+          <w:color w:val="000000" w:themeColor="text1"/>
+          <w:sz w:val="22"/>
+          <w:szCs w:val="22"/>
+        </w:rPr>
+        <w:t>, F., *</w:t>
+      </w:r>
+      <w:r>
+        <w:rPr>
+          <w:b/>
+          <w:bCs/>
+          <w:color w:val="000000" w:themeColor="text1"/>
+          <w:sz w:val="22"/>
+          <w:szCs w:val="22"/>
+        </w:rPr>
+        <w:t xml:space="preserve">Morin, T.M., </w:t>
+      </w:r>
+      <w:r>
+        <w:rPr>
+          <w:color w:val="000000" w:themeColor="text1"/>
+          <w:sz w:val="22"/>
+          <w:szCs w:val="22"/>
+        </w:rPr>
+        <w:t xml:space="preserve">Chen, Y., McDougle, C.J., Hooker, J.M, &amp; </w:t>
+      </w:r>
+      <w:proofErr w:type="spellStart"/>
+      <w:r>
+        <w:rPr>
+          <w:color w:val="000000" w:themeColor="text1"/>
+          <w:sz w:val="22"/>
+          <w:szCs w:val="22"/>
+        </w:rPr>
+        <w:t>Zürcher</w:t>
+      </w:r>
+      <w:proofErr w:type="spellEnd"/>
+      <w:r>
+        <w:rPr>
+          <w:color w:val="000000" w:themeColor="text1"/>
+          <w:sz w:val="22"/>
+          <w:szCs w:val="22"/>
+        </w:rPr>
+        <w:t xml:space="preserve">, N.R. A probabilistic deep learning approach for choroid plexus segmentation in autism spectrum disorder. </w:t>
+      </w:r>
+      <w:r>
+        <w:rPr>
+          <w:i/>
+          <w:iCs/>
+          <w:color w:val="000000" w:themeColor="text1"/>
+          <w:sz w:val="22"/>
+          <w:szCs w:val="22"/>
+        </w:rPr>
+        <w:t>(in prep.)</w:t>
+      </w:r>
+    </w:p>
+    <w:p>
+      <w:pPr>
+        <w:ind w:left="720" w:hanging="720"/>
+        <w:contextualSpacing/>
+        <w:jc w:val="both"/>
+        <w:rPr>
+          <w:i/>
+          <w:iCs/>
+          <w:color w:val="000000" w:themeColor="text1"/>
+          <w:sz w:val="22"/>
+          <w:szCs w:val="22"/>
+        </w:rPr>
+      </w:pPr>
+      <w:r>
+        <w:rPr>
           <w:b/>
           <w:bCs/>
           <w:color w:val="000000" w:themeColor="text1"/>
@@ -3248,7 +3277,27 @@
           <w:sz w:val="22"/>
           <w:szCs w:val="22"/>
         </w:rPr>
-        <w:t>(in prep.)</w:t>
+        <w:t>(</w:t>
+      </w:r>
+      <w:r>
+        <w:rPr>
+          <w:i/>
+          <w:iCs/>
+          <w:color w:val="000000" w:themeColor="text1"/>
+          <w:sz w:val="22"/>
+          <w:szCs w:val="22"/>
+        </w:rPr>
+        <w:t>submitted)</w:t>
+      </w:r>
+      <w:r>
+        <w:rPr>
+          <w:i/>
+          <w:iCs/>
+          <w:color w:val="000000" w:themeColor="text1"/>
+          <w:sz w:val="22"/>
+          <w:szCs w:val="22"/>
+        </w:rPr>
+        <w:t>.</w:t>
       </w:r>
     </w:p>
     <w:p>
@@ -3257,13 +3306,105 @@
         <w:contextualSpacing/>
         <w:jc w:val="both"/>
         <w:rPr>
+          <w:color w:val="000000" w:themeColor="text1"/>
+          <w:sz w:val="22"/>
+          <w:szCs w:val="22"/>
+        </w:rPr>
+      </w:pPr>
+      <w:r>
+        <w:rPr>
+          <w:color w:val="000000" w:themeColor="text1"/>
+          <w:sz w:val="22"/>
+          <w:szCs w:val="22"/>
+        </w:rPr>
+        <w:t xml:space="preserve">Isenburg, K.M., Liu, Y., </w:t>
+      </w:r>
+      <w:r>
+        <w:rPr>
+          <w:b/>
+          <w:bCs/>
+          <w:color w:val="000000" w:themeColor="text1"/>
+          <w:sz w:val="22"/>
+          <w:szCs w:val="22"/>
+        </w:rPr>
+        <w:t>Morin, T.M.</w:t>
+      </w:r>
+      <w:r>
+        <w:rPr>
+          <w:color w:val="000000" w:themeColor="text1"/>
+          <w:sz w:val="22"/>
+          <w:szCs w:val="22"/>
+        </w:rPr>
+        <w:t xml:space="preserve"> &amp; Stern, C.E. </w:t>
+      </w:r>
+      <w:r>
+        <w:rPr>
           <w:i/>
           <w:iCs/>
           <w:color w:val="000000" w:themeColor="text1"/>
           <w:sz w:val="22"/>
           <w:szCs w:val="22"/>
         </w:rPr>
-      </w:pPr>
+        <w:t xml:space="preserve">Connectome fingerprinting predicts prefrontal cortical activation during abstract reasoning.” </w:t>
+      </w:r>
+      <w:r>
+        <w:rPr>
+          <w:color w:val="000000" w:themeColor="text1"/>
+          <w:sz w:val="22"/>
+          <w:szCs w:val="22"/>
+        </w:rPr>
+        <w:t>(</w:t>
+      </w:r>
+      <w:r>
+        <w:rPr>
+          <w:i/>
+          <w:iCs/>
+          <w:color w:val="000000" w:themeColor="text1"/>
+          <w:sz w:val="22"/>
+          <w:szCs w:val="22"/>
+        </w:rPr>
+        <w:t>submitted</w:t>
+      </w:r>
+      <w:r>
+        <w:rPr>
+          <w:color w:val="000000" w:themeColor="text1"/>
+          <w:sz w:val="22"/>
+          <w:szCs w:val="22"/>
+        </w:rPr>
+        <w:t>).</w:t>
+      </w:r>
+    </w:p>
+    <w:p>
+      <w:pPr>
+        <w:ind w:left="720" w:hanging="720"/>
+        <w:contextualSpacing/>
+        <w:jc w:val="both"/>
+        <w:rPr>
+          <w:i/>
+          <w:iCs/>
+          <w:color w:val="000000" w:themeColor="text1"/>
+          <w:sz w:val="22"/>
+          <w:szCs w:val="22"/>
+        </w:rPr>
+      </w:pPr>
+    </w:p>
+    <w:p>
+      <w:pPr>
+        <w:jc w:val="both"/>
+        <w:rPr>
+          <w:color w:val="000000" w:themeColor="text1"/>
+          <w:sz w:val="22"/>
+          <w:szCs w:val="22"/>
+        </w:rPr>
+      </w:pPr>
+      <w:r>
+        <w:rPr>
+          <w:color w:val="000000" w:themeColor="text1"/>
+          <w:sz w:val="22"/>
+          <w:szCs w:val="22"/>
+        </w:rPr>
+        <w:t>*Denotes equal contribution</w:t>
+      </w:r>
     </w:p>
     <w:p>
       <w:pPr>
@@ -3573,15 +3714,15 @@
           <w:sz w:val="22"/>
           <w:szCs w:val="22"/>
         </w:rPr>
-        <w:t>Aging with a Smile: How Dopamine Synthesis Capacity and Alzheimer’s Pathology Shape Memory for Rewards.</w:t>
-      </w:r>
-      <w:r>
-        <w:rPr>
-          <w:color w:val="000000" w:themeColor="text1"/>
-          <w:sz w:val="22"/>
-          <w:szCs w:val="22"/>
-        </w:rPr>
-        <w:t xml:space="preserve"> Neuroscience Postdoc Symposium. 2024. Brandeis University, Waltham, MA.</w:t>
+        <w:t>What is BIDS and Why Should I Use it?</w:t>
+      </w:r>
+      <w:r>
+        <w:rPr>
+          <w:color w:val="000000" w:themeColor="text1"/>
+          <w:sz w:val="22"/>
+          <w:szCs w:val="22"/>
+        </w:rPr>
+        <w:t xml:space="preserve"> Science on Tap. 2025. A. A. Martinos Center for Biomedical Imaging, Massachusetts General Hospital, Charlestown, MA.</w:t>
       </w:r>
     </w:p>
     <w:p>
@@ -3614,23 +3755,15 @@
           <w:sz w:val="22"/>
           <w:szCs w:val="22"/>
         </w:rPr>
-        <w:t>Deciphering Dopamine: The Aging Brain’s Unsolved Riddle</w:t>
-      </w:r>
-      <w:r>
-        <w:rPr>
-          <w:color w:val="000000" w:themeColor="text1"/>
-          <w:sz w:val="22"/>
-          <w:szCs w:val="22"/>
-        </w:rPr>
-        <w:t xml:space="preserve">. Beacon Hill Seminars. 2023. </w:t>
-      </w:r>
-      <w:r>
-        <w:rPr>
-          <w:color w:val="000000" w:themeColor="text1"/>
-          <w:sz w:val="22"/>
-          <w:szCs w:val="22"/>
-        </w:rPr>
-        <w:t>Webinar.</w:t>
+        <w:t>Aging with a Smile: How Dopamine Synthesis Capacity and Alzheimer’s Pathology Shape Memory for Rewards.</w:t>
+      </w:r>
+      <w:r>
+        <w:rPr>
+          <w:color w:val="000000" w:themeColor="text1"/>
+          <w:sz w:val="22"/>
+          <w:szCs w:val="22"/>
+        </w:rPr>
+        <w:t xml:space="preserve"> Neuroscience Postdoc Symposium. 2024. Brandeis University, Waltham, MA.</w:t>
       </w:r>
     </w:p>
     <w:p>
@@ -3663,15 +3796,23 @@
           <w:sz w:val="22"/>
           <w:szCs w:val="22"/>
         </w:rPr>
-        <w:t>Functional reconfiguration of anterior hippocampus during context-dependent rule learning.</w:t>
-      </w:r>
-      <w:r>
-        <w:rPr>
-          <w:color w:val="000000" w:themeColor="text1"/>
-          <w:sz w:val="22"/>
-          <w:szCs w:val="22"/>
-        </w:rPr>
-        <w:t xml:space="preserve"> Neuroscience Postdoc Symposium. 2023. Brandeis University, Waltham, MA.</w:t>
+        <w:t>Deciphering Dopamine: The Aging Brain’s Unsolved Riddle</w:t>
+      </w:r>
+      <w:r>
+        <w:rPr>
+          <w:color w:val="000000" w:themeColor="text1"/>
+          <w:sz w:val="22"/>
+          <w:szCs w:val="22"/>
+        </w:rPr>
+        <w:t xml:space="preserve">. Beacon Hill Seminars. 2023. </w:t>
+      </w:r>
+      <w:r>
+        <w:rPr>
+          <w:color w:val="000000" w:themeColor="text1"/>
+          <w:sz w:val="22"/>
+          <w:szCs w:val="22"/>
+        </w:rPr>
+        <w:t>Webinar.</w:t>
       </w:r>
     </w:p>
     <w:p>
@@ -3704,75 +3845,15 @@
           <w:sz w:val="22"/>
           <w:szCs w:val="22"/>
         </w:rPr>
-        <w:t xml:space="preserve">2022 Year in Review: </w:t>
-      </w:r>
-      <w:r>
-        <w:rPr>
-          <w:i/>
-          <w:iCs/>
-          <w:color w:val="000000" w:themeColor="text1"/>
-          <w:sz w:val="22"/>
-          <w:szCs w:val="22"/>
-        </w:rPr>
-        <w:t>Clin</w:t>
-      </w:r>
-      <w:r>
-        <w:rPr>
-          <w:i/>
-          <w:iCs/>
-          <w:color w:val="000000" w:themeColor="text1"/>
-          <w:sz w:val="22"/>
-          <w:szCs w:val="22"/>
-        </w:rPr>
-        <w:t>i</w:t>
-      </w:r>
-      <w:r>
-        <w:rPr>
-          <w:i/>
-          <w:iCs/>
-          <w:color w:val="000000" w:themeColor="text1"/>
-          <w:sz w:val="22"/>
-          <w:szCs w:val="22"/>
-        </w:rPr>
-        <w:t xml:space="preserve">cal/Human Research in </w:t>
-      </w:r>
-      <w:r>
-        <w:rPr>
-          <w:i/>
-          <w:iCs/>
-          <w:color w:val="000000" w:themeColor="text1"/>
-          <w:sz w:val="22"/>
-          <w:szCs w:val="22"/>
-        </w:rPr>
-        <w:t xml:space="preserve">Neuromodulatory Subcortical Systems </w:t>
-      </w:r>
-      <w:r>
-        <w:rPr>
-          <w:i/>
-          <w:iCs/>
-          <w:color w:val="000000" w:themeColor="text1"/>
-          <w:sz w:val="22"/>
-          <w:szCs w:val="22"/>
-        </w:rPr>
-        <w:t>and</w:t>
-      </w:r>
-      <w:r>
-        <w:rPr>
-          <w:i/>
-          <w:iCs/>
-          <w:color w:val="000000" w:themeColor="text1"/>
-          <w:sz w:val="22"/>
-          <w:szCs w:val="22"/>
-        </w:rPr>
-        <w:t xml:space="preserve"> Alzheimer’s Disease</w:t>
-      </w:r>
-      <w:r>
-        <w:rPr>
-          <w:color w:val="000000" w:themeColor="text1"/>
-          <w:sz w:val="22"/>
-          <w:szCs w:val="22"/>
-        </w:rPr>
-        <w:t>. International Society to Advance Alzheimer’s Research and Treatment (ISTAART) Neuromodulatory Subcortical Systems Professional Interest Area (NSS PIA). 2023. Webinar.</w:t>
+        <w:t>Functional reconfiguration of anterior hippocampus during context-dependent rule learning.</w:t>
+      </w:r>
+      <w:r>
+        <w:rPr>
+          <w:color w:val="000000" w:themeColor="text1"/>
+          <w:sz w:val="22"/>
+          <w:szCs w:val="22"/>
+        </w:rPr>
+        <w:t xml:space="preserve"> Neuroscience Postdoc Symposium. 2023. Brandeis University, Waltham, MA.</w:t>
       </w:r>
     </w:p>
     <w:p>
@@ -3805,15 +3886,75 @@
           <w:sz w:val="22"/>
           <w:szCs w:val="22"/>
         </w:rPr>
-        <w:t>Brain Network Flexibility and Stability During Higher Order Cognition</w:t>
-      </w:r>
-      <w:r>
-        <w:rPr>
-          <w:color w:val="000000" w:themeColor="text1"/>
-          <w:sz w:val="22"/>
-          <w:szCs w:val="22"/>
-        </w:rPr>
-        <w:t>. Joint Lab Meeting: Cognitive Aging &amp; Memory Lab (P.I. Ayanna Thomas) and Integrative Cognitive Neuroscience Lab (P.I. Elizabeth Race). 2022. Tufts University. Medford, MA.</w:t>
+        <w:t xml:space="preserve">2022 Year in Review: </w:t>
+      </w:r>
+      <w:r>
+        <w:rPr>
+          <w:i/>
+          <w:iCs/>
+          <w:color w:val="000000" w:themeColor="text1"/>
+          <w:sz w:val="22"/>
+          <w:szCs w:val="22"/>
+        </w:rPr>
+        <w:t>Clin</w:t>
+      </w:r>
+      <w:r>
+        <w:rPr>
+          <w:i/>
+          <w:iCs/>
+          <w:color w:val="000000" w:themeColor="text1"/>
+          <w:sz w:val="22"/>
+          <w:szCs w:val="22"/>
+        </w:rPr>
+        <w:t>i</w:t>
+      </w:r>
+      <w:r>
+        <w:rPr>
+          <w:i/>
+          <w:iCs/>
+          <w:color w:val="000000" w:themeColor="text1"/>
+          <w:sz w:val="22"/>
+          <w:szCs w:val="22"/>
+        </w:rPr>
+        <w:t xml:space="preserve">cal/Human Research in </w:t>
+      </w:r>
+      <w:r>
+        <w:rPr>
+          <w:i/>
+          <w:iCs/>
+          <w:color w:val="000000" w:themeColor="text1"/>
+          <w:sz w:val="22"/>
+          <w:szCs w:val="22"/>
+        </w:rPr>
+        <w:t xml:space="preserve">Neuromodulatory Subcortical Systems </w:t>
+      </w:r>
+      <w:r>
+        <w:rPr>
+          <w:i/>
+          <w:iCs/>
+          <w:color w:val="000000" w:themeColor="text1"/>
+          <w:sz w:val="22"/>
+          <w:szCs w:val="22"/>
+        </w:rPr>
+        <w:t>and</w:t>
+      </w:r>
+      <w:r>
+        <w:rPr>
+          <w:i/>
+          <w:iCs/>
+          <w:color w:val="000000" w:themeColor="text1"/>
+          <w:sz w:val="22"/>
+          <w:szCs w:val="22"/>
+        </w:rPr>
+        <w:t xml:space="preserve"> Alzheimer’s Disease</w:t>
+      </w:r>
+      <w:r>
+        <w:rPr>
+          <w:color w:val="000000" w:themeColor="text1"/>
+          <w:sz w:val="22"/>
+          <w:szCs w:val="22"/>
+        </w:rPr>
+        <w:t>. International Society to Advance Alzheimer’s Research and Treatment (ISTAART) Neuromodulatory Subcortical Systems Professional Interest Area (NSS PIA). 2023. Webinar.</w:t>
       </w:r>
     </w:p>
     <w:p>
@@ -3836,15 +3977,7 @@
           <w:sz w:val="22"/>
           <w:szCs w:val="22"/>
         </w:rPr>
-        <w:t xml:space="preserve">Morin, T.M., </w:t>
-      </w:r>
-      <w:r>
-        <w:rPr>
-          <w:color w:val="000000" w:themeColor="text1"/>
-          <w:sz w:val="22"/>
-          <w:szCs w:val="22"/>
-        </w:rPr>
-        <w:t xml:space="preserve">Isenburg, K., Moore, K., Ma, W., Stern, C.E. </w:t>
+        <w:t xml:space="preserve">Morin, T.M. </w:t>
       </w:r>
       <w:r>
         <w:rPr>
@@ -3854,33 +3987,15 @@
           <w:sz w:val="22"/>
           <w:szCs w:val="22"/>
         </w:rPr>
-        <w:t>Functional reconfiguration of a task-active frontoparietal control network facilitates abstract reasoning</w:t>
-      </w:r>
-      <w:r>
-        <w:rPr>
-          <w:color w:val="000000" w:themeColor="text1"/>
-          <w:sz w:val="22"/>
-          <w:szCs w:val="22"/>
-        </w:rPr>
-        <w:t xml:space="preserve">. Henry I. </w:t>
-      </w:r>
-      <w:proofErr w:type="spellStart"/>
-      <w:r>
-        <w:rPr>
-          <w:color w:val="000000" w:themeColor="text1"/>
-          <w:sz w:val="22"/>
-          <w:szCs w:val="22"/>
-        </w:rPr>
-        <w:t>Russek</w:t>
-      </w:r>
-      <w:proofErr w:type="spellEnd"/>
-      <w:r>
-        <w:rPr>
-          <w:color w:val="000000" w:themeColor="text1"/>
-          <w:sz w:val="22"/>
-          <w:szCs w:val="22"/>
-        </w:rPr>
-        <w:t xml:space="preserve"> Student Achievement Day. 2022. Boston University. Boston, MA.</w:t>
+        <w:t>Brain Network Flexibility and Stability During Higher Order Cognition</w:t>
+      </w:r>
+      <w:r>
+        <w:rPr>
+          <w:color w:val="000000" w:themeColor="text1"/>
+          <w:sz w:val="22"/>
+          <w:szCs w:val="22"/>
+        </w:rPr>
+        <w:t>. Joint Lab Meeting: Cognitive Aging &amp; Memory Lab (P.I. Ayanna Thomas) and Integrative Cognitive Neuroscience Lab (P.I. Elizabeth Race). 2022. Tufts University. Medford, MA.</w:t>
       </w:r>
     </w:p>
     <w:p>
@@ -3898,6 +4013,55 @@
       <w:r>
         <w:rPr>
           <w:b/>
+          <w:bCs/>
+          <w:color w:val="000000" w:themeColor="text1"/>
+          <w:sz w:val="22"/>
+          <w:szCs w:val="22"/>
+        </w:rPr>
+        <w:t xml:space="preserve">Morin, T.M., </w:t>
+      </w:r>
+      <w:r>
+        <w:rPr>
+          <w:color w:val="000000" w:themeColor="text1"/>
+          <w:sz w:val="22"/>
+          <w:szCs w:val="22"/>
+        </w:rPr>
+        <w:t xml:space="preserve">Isenburg, K., Moore, K., Ma, W., Stern, C.E. </w:t>
+      </w:r>
+      <w:r>
+        <w:rPr>
+          <w:i/>
+          <w:iCs/>
+          <w:color w:val="000000" w:themeColor="text1"/>
+          <w:sz w:val="22"/>
+          <w:szCs w:val="22"/>
+        </w:rPr>
+        <w:t>Functional reconfiguration of a task-active frontoparietal control network facilitates abstract reasoning</w:t>
+      </w:r>
+      <w:r>
+        <w:rPr>
+          <w:color w:val="000000" w:themeColor="text1"/>
+          <w:sz w:val="22"/>
+          <w:szCs w:val="22"/>
+        </w:rPr>
+        <w:t>. Henry I. Russek Student Achievement Day. 2022. Boston University. Boston, MA.</w:t>
+      </w:r>
+    </w:p>
+    <w:p>
+      <w:pPr>
+        <w:autoSpaceDE w:val="0"/>
+        <w:autoSpaceDN w:val="0"/>
+        <w:ind w:left="720" w:hanging="720"/>
+        <w:jc w:val="both"/>
+        <w:rPr>
+          <w:color w:val="000000" w:themeColor="text1"/>
+          <w:sz w:val="22"/>
+          <w:szCs w:val="22"/>
+        </w:rPr>
+      </w:pPr>
+      <w:r>
+        <w:rPr>
+          <w:b/>
           <w:color w:val="000000" w:themeColor="text1"/>
           <w:sz w:val="22"/>
           <w:szCs w:val="22"/>
@@ -4093,6 +4257,7 @@
           <w:sz w:val="22"/>
           <w:szCs w:val="22"/>
         </w:rPr>
+        <w:lastRenderedPageBreak/>
         <w:t xml:space="preserve">Selected poster PDFs are available at </w:t>
       </w:r>
       <w:hyperlink r:id="rId22" w:history="1">
@@ -4146,7 +4311,43 @@
           <w:sz w:val="22"/>
           <w:szCs w:val="22"/>
         </w:rPr>
-        <w:t xml:space="preserve">Hooker, J.M., Allan, N., Irving, K., Enright, K., Oxley, P., Metcalfe, &amp; A. Langille, M. </w:t>
+        <w:t xml:space="preserve">Ciampa, C.J., Chen, H.Y., Crawford, J.L., Parent, J.P., Adornato, A., Cowan, J.L., O’Malley, K., </w:t>
+      </w:r>
+      <w:proofErr w:type="spellStart"/>
+      <w:r>
+        <w:rPr>
+          <w:color w:val="000000" w:themeColor="text1"/>
+          <w:sz w:val="22"/>
+          <w:szCs w:val="22"/>
+        </w:rPr>
+        <w:t>Cusin</w:t>
+      </w:r>
+      <w:proofErr w:type="spellEnd"/>
+      <w:r>
+        <w:rPr>
+          <w:color w:val="000000" w:themeColor="text1"/>
+          <w:sz w:val="22"/>
+          <w:szCs w:val="22"/>
+        </w:rPr>
+        <w:t xml:space="preserve">, C., Hsu, M., Hooker. J.M, </w:t>
+      </w:r>
+      <w:proofErr w:type="spellStart"/>
+      <w:r>
+        <w:rPr>
+          <w:color w:val="000000" w:themeColor="text1"/>
+          <w:sz w:val="22"/>
+          <w:szCs w:val="22"/>
+        </w:rPr>
+        <w:t>Jagust</w:t>
+      </w:r>
+      <w:proofErr w:type="spellEnd"/>
+      <w:r>
+        <w:rPr>
+          <w:color w:val="000000" w:themeColor="text1"/>
+          <w:sz w:val="22"/>
+          <w:szCs w:val="22"/>
+        </w:rPr>
+        <w:t xml:space="preserve">, W.J., &amp; Berry, A.S. </w:t>
       </w:r>
       <w:r>
         <w:rPr>
@@ -4156,32 +4357,33 @@
           <w:sz w:val="22"/>
           <w:szCs w:val="22"/>
         </w:rPr>
-        <w:t>Pilot evaluation of a targeted olfactory insulin delivery compared to standard intranasal spray delivery.</w:t>
-      </w:r>
-      <w:r>
-        <w:rPr>
-          <w:color w:val="000000" w:themeColor="text1"/>
-          <w:sz w:val="22"/>
-          <w:szCs w:val="22"/>
-        </w:rPr>
-        <w:t xml:space="preserve"> 5</w:t>
-      </w:r>
-      <w:r>
-        <w:rPr>
-          <w:color w:val="000000" w:themeColor="text1"/>
-          <w:sz w:val="22"/>
-          <w:szCs w:val="22"/>
-          <w:vertAlign w:val="superscript"/>
-        </w:rPr>
-        <w:t>th</w:t>
-      </w:r>
-      <w:r>
-        <w:rPr>
-          <w:color w:val="000000" w:themeColor="text1"/>
-          <w:sz w:val="22"/>
-          <w:szCs w:val="22"/>
-        </w:rPr>
-        <w:t xml:space="preserve"> Annual CNS Drug Delivery Summit in Neurology and Neuro-Oncology. 2023. Boston, MA.</w:t>
+        <w:t>Effects of dopamine and amyloid-beta on rest-to-task network reconfiguration in older adults</w:t>
+      </w:r>
+      <w:r>
+        <w:rPr>
+          <w:color w:val="000000" w:themeColor="text1"/>
+          <w:sz w:val="22"/>
+          <w:szCs w:val="22"/>
+        </w:rPr>
+        <w:t>. Organization for Human Brain Mapping Annual Meeting. 2025. Brisbane, Australia (</w:t>
+      </w:r>
+      <w:r>
+        <w:rPr>
+          <w:i/>
+          <w:iCs/>
+          <w:color w:val="000000" w:themeColor="text1"/>
+          <w:sz w:val="22"/>
+          <w:szCs w:val="22"/>
+        </w:rPr>
+        <w:t>accepted</w:t>
+      </w:r>
+      <w:r>
+        <w:rPr>
+          <w:color w:val="000000" w:themeColor="text1"/>
+          <w:sz w:val="22"/>
+          <w:szCs w:val="22"/>
+        </w:rPr>
+        <w:t>).</w:t>
       </w:r>
     </w:p>
     <w:p>
@@ -4196,25 +4398,6 @@
           <w:szCs w:val="22"/>
         </w:rPr>
       </w:pPr>
-      <w:r>
-        <w:rPr>
-          <w:b/>
-          <w:bCs/>
-          <w:color w:val="000000" w:themeColor="text1"/>
-          <w:sz w:val="22"/>
-          <w:szCs w:val="22"/>
-        </w:rPr>
-        <w:lastRenderedPageBreak/>
-        <w:t>Morin, T.M.</w:t>
-      </w:r>
-      <w:r>
-        <w:rPr>
-          <w:color w:val="000000" w:themeColor="text1"/>
-          <w:sz w:val="22"/>
-          <w:szCs w:val="22"/>
-        </w:rPr>
-        <w:t xml:space="preserve">, Ciampa, C., Parent, J., Cowan, J. L., </w:t>
-      </w:r>
       <w:proofErr w:type="spellStart"/>
       <w:r>
         <w:rPr>
@@ -4222,7 +4405,7 @@
           <w:sz w:val="22"/>
           <w:szCs w:val="22"/>
         </w:rPr>
-        <w:t>Adornato</w:t>
+        <w:t>Aghasoltan</w:t>
       </w:r>
       <w:proofErr w:type="spellEnd"/>
       <w:r>
@@ -4231,7 +4414,43 @@
           <w:sz w:val="22"/>
           <w:szCs w:val="22"/>
         </w:rPr>
-        <w:t xml:space="preserve">, A., O’Malley, K., Hooker, J., &amp; Berry, A. </w:t>
+        <w:t xml:space="preserve">, S., </w:t>
+      </w:r>
+      <w:r>
+        <w:rPr>
+          <w:b/>
+          <w:bCs/>
+          <w:color w:val="000000" w:themeColor="text1"/>
+          <w:sz w:val="22"/>
+          <w:szCs w:val="22"/>
+        </w:rPr>
+        <w:t xml:space="preserve">Morin, T.M., </w:t>
+      </w:r>
+      <w:r>
+        <w:rPr>
+          <w:color w:val="000000" w:themeColor="text1"/>
+          <w:sz w:val="22"/>
+          <w:szCs w:val="22"/>
+        </w:rPr>
+        <w:t xml:space="preserve">Matulonis, J., Carlson, E., </w:t>
+      </w:r>
+      <w:proofErr w:type="spellStart"/>
+      <w:r>
+        <w:rPr>
+          <w:color w:val="000000" w:themeColor="text1"/>
+          <w:sz w:val="22"/>
+          <w:szCs w:val="22"/>
+        </w:rPr>
+        <w:t>Susnjar</w:t>
+      </w:r>
+      <w:proofErr w:type="spellEnd"/>
+      <w:r>
+        <w:rPr>
+          <w:color w:val="000000" w:themeColor="text1"/>
+          <w:sz w:val="22"/>
+          <w:szCs w:val="22"/>
+        </w:rPr>
+        <w:t xml:space="preserve">, E.C., &amp; Berry, A.S. </w:t>
       </w:r>
       <w:r>
         <w:rPr>
@@ -4241,15 +4460,15 @@
           <w:sz w:val="22"/>
           <w:szCs w:val="22"/>
         </w:rPr>
-        <w:t xml:space="preserve">D2/3 receptor occupancy measured with [11C]-raclopride and functional brain network reconfiguration in healthy older adults. </w:t>
-      </w:r>
-      <w:r>
-        <w:rPr>
-          <w:color w:val="000000" w:themeColor="text1"/>
-          <w:sz w:val="22"/>
-          <w:szCs w:val="22"/>
-        </w:rPr>
-        <w:t>Society for Neuroscience. 2023. Washington, D.C.</w:t>
+        <w:t>Processing magnetic resonance spectroscopy data for the Brandeis Aging Brain Study</w:t>
+      </w:r>
+      <w:r>
+        <w:rPr>
+          <w:color w:val="000000" w:themeColor="text1"/>
+          <w:sz w:val="22"/>
+          <w:szCs w:val="22"/>
+        </w:rPr>
+        <w:t>. Brandeis Undergraduate Research and Creative Collaborations Symposium. 2025. Waltham, MA.</w:t>
       </w:r>
     </w:p>
     <w:p>
@@ -4272,15 +4491,43 @@
           <w:sz w:val="22"/>
           <w:szCs w:val="22"/>
         </w:rPr>
-        <w:t>Morin, T.M.</w:t>
-      </w:r>
-      <w:r>
-        <w:rPr>
-          <w:color w:val="000000" w:themeColor="text1"/>
-          <w:sz w:val="22"/>
-          <w:szCs w:val="22"/>
-        </w:rPr>
-        <w:t xml:space="preserve">, Dunne, M.F., Chang, A.E., &amp; Stern, C.E. </w:t>
+        <w:t xml:space="preserve">Morin, T.M., </w:t>
+      </w:r>
+      <w:proofErr w:type="spellStart"/>
+      <w:r>
+        <w:rPr>
+          <w:color w:val="000000" w:themeColor="text1"/>
+          <w:sz w:val="22"/>
+          <w:szCs w:val="22"/>
+        </w:rPr>
+        <w:t>Bargagna</w:t>
+      </w:r>
+      <w:proofErr w:type="spellEnd"/>
+      <w:r>
+        <w:rPr>
+          <w:color w:val="000000" w:themeColor="text1"/>
+          <w:sz w:val="22"/>
+          <w:szCs w:val="22"/>
+        </w:rPr>
+        <w:t xml:space="preserve">, F., Chen, Y.C., McDougle, C.J., Hooker, J.M., &amp; </w:t>
+      </w:r>
+      <w:proofErr w:type="spellStart"/>
+      <w:r>
+        <w:rPr>
+          <w:color w:val="000000" w:themeColor="text1"/>
+          <w:sz w:val="22"/>
+          <w:szCs w:val="22"/>
+        </w:rPr>
+        <w:t>Zürcher</w:t>
+      </w:r>
+      <w:proofErr w:type="spellEnd"/>
+      <w:r>
+        <w:rPr>
+          <w:color w:val="000000" w:themeColor="text1"/>
+          <w:sz w:val="22"/>
+          <w:szCs w:val="22"/>
+        </w:rPr>
+        <w:t xml:space="preserve">, N.R. </w:t>
       </w:r>
       <w:r>
         <w:rPr>
@@ -4290,15 +4537,32 @@
           <w:sz w:val="22"/>
           <w:szCs w:val="22"/>
         </w:rPr>
-        <w:t>Hierarchical gradients in prefrontal cortex and hippocampus support context-dependent rule learning</w:t>
-      </w:r>
-      <w:r>
-        <w:rPr>
-          <w:color w:val="000000" w:themeColor="text1"/>
-          <w:sz w:val="22"/>
-          <w:szCs w:val="22"/>
-        </w:rPr>
-        <w:t>. Society for Neuroscience. 2022. San Diego, CA.</w:t>
+        <w:t>Automated segmentation of the choroid plexus</w:t>
+      </w:r>
+      <w:r>
+        <w:rPr>
+          <w:color w:val="000000" w:themeColor="text1"/>
+          <w:sz w:val="22"/>
+          <w:szCs w:val="22"/>
+        </w:rPr>
+        <w:t>. Martinos Center 25</w:t>
+      </w:r>
+      <w:r>
+        <w:rPr>
+          <w:color w:val="000000" w:themeColor="text1"/>
+          <w:sz w:val="22"/>
+          <w:szCs w:val="22"/>
+          <w:vertAlign w:val="superscript"/>
+        </w:rPr>
+        <w:t>th</w:t>
+      </w:r>
+      <w:r>
+        <w:rPr>
+          <w:color w:val="000000" w:themeColor="text1"/>
+          <w:sz w:val="22"/>
+          <w:szCs w:val="22"/>
+        </w:rPr>
+        <w:t xml:space="preserve"> Anniversary Symposium. 2025. Charlestown, MA.</w:t>
       </w:r>
     </w:p>
     <w:p>
@@ -4315,37 +4579,13 @@
       </w:pPr>
       <w:r>
         <w:rPr>
-          <w:color w:val="000000" w:themeColor="text1"/>
-          <w:sz w:val="22"/>
-          <w:szCs w:val="22"/>
-        </w:rPr>
-        <w:t>Dunne, M.F.,</w:t>
-      </w:r>
-      <w:r>
-        <w:rPr>
-          <w:color w:val="000000" w:themeColor="text1"/>
-          <w:sz w:val="22"/>
-          <w:szCs w:val="22"/>
-        </w:rPr>
-        <w:t xml:space="preserve"> Ling, S., Moore, K.E., </w:t>
-      </w:r>
-      <w:r>
-        <w:rPr>
-          <w:b/>
-          <w:bCs/>
-          <w:color w:val="000000" w:themeColor="text1"/>
-          <w:sz w:val="22"/>
-          <w:szCs w:val="22"/>
-        </w:rPr>
-        <w:t>Morin, T.M.</w:t>
-      </w:r>
-      <w:r>
-        <w:rPr>
-          <w:color w:val="000000" w:themeColor="text1"/>
-          <w:sz w:val="22"/>
-          <w:szCs w:val="22"/>
-        </w:rPr>
-        <w:t xml:space="preserve">, </w:t>
+          <w:b/>
+          <w:bCs/>
+          <w:color w:val="000000" w:themeColor="text1"/>
+          <w:sz w:val="22"/>
+          <w:szCs w:val="22"/>
+        </w:rPr>
+        <w:t xml:space="preserve">Morin, T.M., </w:t>
       </w:r>
       <w:proofErr w:type="spellStart"/>
       <w:r>
@@ -4354,7 +4594,7 @@
           <w:sz w:val="22"/>
           <w:szCs w:val="22"/>
         </w:rPr>
-        <w:t>Chrastil</w:t>
+        <w:t>Ciampia</w:t>
       </w:r>
       <w:proofErr w:type="spellEnd"/>
       <w:r>
@@ -4363,7 +4603,25 @@
           <w:sz w:val="22"/>
           <w:szCs w:val="22"/>
         </w:rPr>
-        <w:t xml:space="preserve">, E., &amp; Stern, C.E. </w:t>
+        <w:t xml:space="preserve">, C.J., Parent, J.H., Adornato, A., Cowan, J.L., O’Malley, K., Tambini, A., </w:t>
+      </w:r>
+      <w:proofErr w:type="spellStart"/>
+      <w:r>
+        <w:rPr>
+          <w:color w:val="000000" w:themeColor="text1"/>
+          <w:sz w:val="22"/>
+          <w:szCs w:val="22"/>
+        </w:rPr>
+        <w:t>Cusin</w:t>
+      </w:r>
+      <w:proofErr w:type="spellEnd"/>
+      <w:r>
+        <w:rPr>
+          <w:color w:val="000000" w:themeColor="text1"/>
+          <w:sz w:val="22"/>
+          <w:szCs w:val="22"/>
+        </w:rPr>
+        <w:t xml:space="preserve">, C., Hooker, J.M., &amp; Berry, A.S. </w:t>
       </w:r>
       <w:r>
         <w:rPr>
@@ -4373,15 +4631,15 @@
           <w:sz w:val="22"/>
           <w:szCs w:val="22"/>
         </w:rPr>
-        <w:t>Exploring egocentric boundary sensitivity in humans using a virtual open field foraging paradigm with fMRI</w:t>
-      </w:r>
-      <w:r>
-        <w:rPr>
-          <w:color w:val="000000" w:themeColor="text1"/>
-          <w:sz w:val="22"/>
-          <w:szCs w:val="22"/>
-        </w:rPr>
-        <w:t>. Society for Neuroscience 2022. San Diego, CA.</w:t>
+        <w:t>Dopaminergic contributions to functional network reconfiguration and reward memory in aging</w:t>
+      </w:r>
+      <w:r>
+        <w:rPr>
+          <w:color w:val="000000" w:themeColor="text1"/>
+          <w:sz w:val="22"/>
+          <w:szCs w:val="22"/>
+        </w:rPr>
+        <w:t>. Dallas Aging and Cognition Conference. 2025. Dallas, TX.</w:t>
       </w:r>
     </w:p>
     <w:p>
@@ -4398,29 +4656,21 @@
       </w:pPr>
       <w:r>
         <w:rPr>
-          <w:color w:val="000000" w:themeColor="text1"/>
-          <w:sz w:val="22"/>
-          <w:szCs w:val="22"/>
-        </w:rPr>
-        <w:t xml:space="preserve">Isenburg, K., </w:t>
-      </w:r>
-      <w:r>
-        <w:rPr>
-          <w:b/>
-          <w:bCs/>
-          <w:color w:val="000000" w:themeColor="text1"/>
-          <w:sz w:val="22"/>
-          <w:szCs w:val="22"/>
-        </w:rPr>
-        <w:t>Morin, T.M.</w:t>
-      </w:r>
-      <w:r>
-        <w:rPr>
-          <w:color w:val="000000" w:themeColor="text1"/>
-          <w:sz w:val="22"/>
-          <w:szCs w:val="22"/>
-        </w:rPr>
-        <w:t xml:space="preserve">, Rosen, M.L., Somers, D.C., &amp; Stern, C.E. </w:t>
+          <w:b/>
+          <w:bCs/>
+          <w:color w:val="000000" w:themeColor="text1"/>
+          <w:sz w:val="22"/>
+          <w:szCs w:val="22"/>
+        </w:rPr>
+        <w:t xml:space="preserve">Morin, T.M., </w:t>
+      </w:r>
+      <w:r>
+        <w:rPr>
+          <w:color w:val="000000" w:themeColor="text1"/>
+          <w:sz w:val="22"/>
+          <w:szCs w:val="22"/>
+        </w:rPr>
+        <w:t xml:space="preserve">Hooker, J.M., Allan, N., Irving, K., Enright, K., Oxley, P., Metcalfe, &amp; A. Langille, M. </w:t>
       </w:r>
       <w:r>
         <w:rPr>
@@ -4430,15 +4680,32 @@
           <w:sz w:val="22"/>
           <w:szCs w:val="22"/>
         </w:rPr>
-        <w:t>Network interactions during long-term memory guided versus stimulus-guided attention in humans</w:t>
-      </w:r>
-      <w:r>
-        <w:rPr>
-          <w:color w:val="000000" w:themeColor="text1"/>
-          <w:sz w:val="22"/>
-          <w:szCs w:val="22"/>
-        </w:rPr>
-        <w:t>. Society for Neuroscience. 2021. (Online Meeting, Due to COVID-19)</w:t>
+        <w:t>Pilot evaluation of a targeted olfactory insulin delivery compared to standard intranasal spray delivery.</w:t>
+      </w:r>
+      <w:r>
+        <w:rPr>
+          <w:color w:val="000000" w:themeColor="text1"/>
+          <w:sz w:val="22"/>
+          <w:szCs w:val="22"/>
+        </w:rPr>
+        <w:t xml:space="preserve"> 5</w:t>
+      </w:r>
+      <w:r>
+        <w:rPr>
+          <w:color w:val="000000" w:themeColor="text1"/>
+          <w:sz w:val="22"/>
+          <w:szCs w:val="22"/>
+          <w:vertAlign w:val="superscript"/>
+        </w:rPr>
+        <w:t>th</w:t>
+      </w:r>
+      <w:r>
+        <w:rPr>
+          <w:color w:val="000000" w:themeColor="text1"/>
+          <w:sz w:val="22"/>
+          <w:szCs w:val="22"/>
+        </w:rPr>
+        <w:t xml:space="preserve"> Annual CNS Drug Delivery Summit in Neurology and Neuro-Oncology. 2023. Boston, MA.</w:t>
       </w:r>
     </w:p>
     <w:p>
@@ -4455,79 +4722,39 @@
       </w:pPr>
       <w:r>
         <w:rPr>
-          <w:color w:val="000000" w:themeColor="text1"/>
-          <w:sz w:val="22"/>
-          <w:szCs w:val="22"/>
-        </w:rPr>
-        <w:t>Liapis, S.S.P.,</w:t>
-      </w:r>
-      <w:r>
-        <w:rPr>
-          <w:b/>
-          <w:color w:val="000000" w:themeColor="text1"/>
-          <w:sz w:val="22"/>
-          <w:szCs w:val="22"/>
-        </w:rPr>
-        <w:t xml:space="preserve"> Morin, T.M.</w:t>
-      </w:r>
-      <w:r>
-        <w:rPr>
-          <w:color w:val="000000" w:themeColor="text1"/>
-          <w:sz w:val="22"/>
-          <w:szCs w:val="22"/>
-        </w:rPr>
-        <w:t>,</w:t>
-      </w:r>
-      <w:r>
-        <w:rPr>
-          <w:b/>
-          <w:color w:val="000000" w:themeColor="text1"/>
-          <w:sz w:val="22"/>
-          <w:szCs w:val="22"/>
-        </w:rPr>
-        <w:t xml:space="preserve"> </w:t>
-      </w:r>
-      <w:r>
-        <w:rPr>
-          <w:color w:val="000000" w:themeColor="text1"/>
-          <w:sz w:val="22"/>
-          <w:szCs w:val="22"/>
-        </w:rPr>
-        <w:t>McGuire, J.T., &amp; Stern, C.E.</w:t>
-      </w:r>
-      <w:r>
-        <w:rPr>
-          <w:b/>
-          <w:color w:val="000000" w:themeColor="text1"/>
-          <w:sz w:val="22"/>
-          <w:szCs w:val="22"/>
-        </w:rPr>
-        <w:t xml:space="preserve"> </w:t>
-      </w:r>
-      <w:r>
-        <w:rPr>
-          <w:i/>
-          <w:color w:val="000000" w:themeColor="text1"/>
-          <w:sz w:val="22"/>
-          <w:szCs w:val="22"/>
-        </w:rPr>
-        <w:t xml:space="preserve">The dimensionality of representational space calibrates to abstract reasoning complexity. </w:t>
-      </w:r>
-      <w:r>
-        <w:rPr>
-          <w:color w:val="000000" w:themeColor="text1"/>
-          <w:sz w:val="22"/>
-          <w:szCs w:val="22"/>
-        </w:rPr>
-        <w:t>Organization for Human Brain Mapping. 2021. (Online Meeting, Due to COVID-19</w:t>
-      </w:r>
-      <w:r>
-        <w:rPr>
-          <w:color w:val="000000" w:themeColor="text1"/>
-          <w:sz w:val="22"/>
-          <w:szCs w:val="22"/>
-        </w:rPr>
-        <w:t>)</w:t>
+          <w:b/>
+          <w:bCs/>
+          <w:color w:val="000000" w:themeColor="text1"/>
+          <w:sz w:val="22"/>
+          <w:szCs w:val="22"/>
+        </w:rPr>
+        <w:t>Morin, T.M.</w:t>
+      </w:r>
+      <w:r>
+        <w:rPr>
+          <w:color w:val="000000" w:themeColor="text1"/>
+          <w:sz w:val="22"/>
+          <w:szCs w:val="22"/>
+        </w:rPr>
+        <w:t xml:space="preserve">, Ciampa, C., Parent, J., Cowan, J. L., Adornato, A., O’Malley, K., Hooker, J., &amp; Berry, A. </w:t>
+      </w:r>
+      <w:r>
+        <w:rPr>
+          <w:i/>
+          <w:iCs/>
+          <w:color w:val="000000" w:themeColor="text1"/>
+          <w:sz w:val="22"/>
+          <w:szCs w:val="22"/>
+        </w:rPr>
+        <w:t xml:space="preserve">D2/3 receptor occupancy measured with [11C]-raclopride and functional brain network reconfiguration in healthy older adults. </w:t>
+      </w:r>
+      <w:r>
+        <w:rPr>
+          <w:color w:val="000000" w:themeColor="text1"/>
+          <w:sz w:val="22"/>
+          <w:szCs w:val="22"/>
+        </w:rPr>
+        <w:t>Society for Neuroscience. 2023. Washington, D.C.</w:t>
       </w:r>
     </w:p>
     <w:p>
@@ -4545,6 +4772,7 @@
       <w:r>
         <w:rPr>
           <w:b/>
+          <w:bCs/>
           <w:color w:val="000000" w:themeColor="text1"/>
           <w:sz w:val="22"/>
           <w:szCs w:val="22"/>
@@ -4557,24 +4785,25 @@
           <w:sz w:val="22"/>
           <w:szCs w:val="22"/>
         </w:rPr>
-        <w:t xml:space="preserve">, Ma, W., Chang, A.E., &amp; Stern, C.E. </w:t>
-      </w:r>
-      <w:r>
-        <w:rPr>
-          <w:i/>
-          <w:color w:val="000000" w:themeColor="text1"/>
-          <w:sz w:val="22"/>
-          <w:szCs w:val="22"/>
-        </w:rPr>
-        <w:t>Dynamic functional connectivity during context-dependent rule learning</w:t>
-      </w:r>
-      <w:r>
-        <w:rPr>
-          <w:color w:val="000000" w:themeColor="text1"/>
-          <w:sz w:val="22"/>
-          <w:szCs w:val="22"/>
-        </w:rPr>
-        <w:t>. Organization for Human Brain Mapping. 2020. (Online Meeting, Due to COVID-19)</w:t>
+        <w:t xml:space="preserve">, Dunne, M.F., Chang, A.E., &amp; Stern, C.E. </w:t>
+      </w:r>
+      <w:r>
+        <w:rPr>
+          <w:i/>
+          <w:iCs/>
+          <w:color w:val="000000" w:themeColor="text1"/>
+          <w:sz w:val="22"/>
+          <w:szCs w:val="22"/>
+        </w:rPr>
+        <w:t>Hierarchical gradients in prefrontal cortex and hippocampus support context-dependent rule learning</w:t>
+      </w:r>
+      <w:r>
+        <w:rPr>
+          <w:color w:val="000000" w:themeColor="text1"/>
+          <w:sz w:val="22"/>
+          <w:szCs w:val="22"/>
+        </w:rPr>
+        <w:t>. Society for Neuroscience. 2022. San Diego, CA.</w:t>
       </w:r>
     </w:p>
     <w:p>
@@ -4591,6 +4820,22 @@
       </w:pPr>
       <w:r>
         <w:rPr>
+          <w:color w:val="000000" w:themeColor="text1"/>
+          <w:sz w:val="22"/>
+          <w:szCs w:val="22"/>
+        </w:rPr>
+        <w:t>Dunne, M.F.,</w:t>
+      </w:r>
+      <w:r>
+        <w:rPr>
+          <w:color w:val="000000" w:themeColor="text1"/>
+          <w:sz w:val="22"/>
+          <w:szCs w:val="22"/>
+        </w:rPr>
+        <w:t xml:space="preserve"> Ling, S., Moore, K.E., </w:t>
+      </w:r>
+      <w:r>
+        <w:rPr>
           <w:b/>
           <w:bCs/>
           <w:color w:val="000000" w:themeColor="text1"/>
@@ -4605,74 +4850,25 @@
           <w:sz w:val="22"/>
           <w:szCs w:val="22"/>
         </w:rPr>
-        <w:t>,</w:t>
-      </w:r>
-      <w:r>
-        <w:rPr>
-          <w:color w:val="000000" w:themeColor="text1"/>
-          <w:sz w:val="22"/>
-          <w:szCs w:val="22"/>
-        </w:rPr>
-        <w:t xml:space="preserve"> </w:t>
-      </w:r>
-      <w:r>
-        <w:rPr>
-          <w:color w:val="000000" w:themeColor="text1"/>
-          <w:sz w:val="22"/>
-          <w:szCs w:val="22"/>
-        </w:rPr>
-        <w:t xml:space="preserve">Moore, K.N., &amp; Stern, C.E. </w:t>
-      </w:r>
-      <w:r>
-        <w:rPr>
-          <w:i/>
-          <w:color w:val="000000" w:themeColor="text1"/>
-          <w:sz w:val="22"/>
-          <w:szCs w:val="22"/>
-        </w:rPr>
-        <w:t>An fMRI investigation of functional network connectivity during abstract reasoning</w:t>
-      </w:r>
-      <w:r>
-        <w:rPr>
-          <w:color w:val="000000" w:themeColor="text1"/>
-          <w:sz w:val="22"/>
-          <w:szCs w:val="22"/>
-        </w:rPr>
-        <w:t xml:space="preserve">. Henry I. </w:t>
-      </w:r>
-      <w:proofErr w:type="spellStart"/>
-      <w:r>
-        <w:rPr>
-          <w:color w:val="000000" w:themeColor="text1"/>
-          <w:sz w:val="22"/>
-          <w:szCs w:val="22"/>
-        </w:rPr>
-        <w:t>Russek</w:t>
-      </w:r>
-      <w:proofErr w:type="spellEnd"/>
-      <w:r>
-        <w:rPr>
-          <w:color w:val="000000" w:themeColor="text1"/>
-          <w:sz w:val="22"/>
-          <w:szCs w:val="22"/>
-        </w:rPr>
-        <w:t xml:space="preserve"> Student Achievement Day. 20</w:t>
-      </w:r>
-      <w:r>
-        <w:rPr>
-          <w:color w:val="000000" w:themeColor="text1"/>
-          <w:sz w:val="22"/>
-          <w:szCs w:val="22"/>
-        </w:rPr>
-        <w:t>20</w:t>
-      </w:r>
-      <w:r>
-        <w:rPr>
-          <w:color w:val="000000" w:themeColor="text1"/>
-          <w:sz w:val="22"/>
-          <w:szCs w:val="22"/>
-        </w:rPr>
-        <w:t>. Boston University, Boston, MA. (Online Meeting, Due to COVID-19).</w:t>
+        <w:t xml:space="preserve">, Chrastil, E., &amp; Stern, C.E. </w:t>
+      </w:r>
+      <w:r>
+        <w:rPr>
+          <w:i/>
+          <w:iCs/>
+          <w:color w:val="000000" w:themeColor="text1"/>
+          <w:sz w:val="22"/>
+          <w:szCs w:val="22"/>
+        </w:rPr>
+        <w:t>Exploring egocentric boundary sensitivity in humans using a virtual open field foraging paradigm with fMRI</w:t>
+      </w:r>
+      <w:r>
+        <w:rPr>
+          <w:color w:val="000000" w:themeColor="text1"/>
+          <w:sz w:val="22"/>
+          <w:szCs w:val="22"/>
+        </w:rPr>
+        <w:t>. Society for Neuroscience 2022. San Diego, CA.</w:t>
       </w:r>
     </w:p>
     <w:p>
@@ -4689,7 +4885,16 @@
       </w:pPr>
       <w:r>
         <w:rPr>
-          <w:b/>
+          <w:color w:val="000000" w:themeColor="text1"/>
+          <w:sz w:val="22"/>
+          <w:szCs w:val="22"/>
+        </w:rPr>
+        <w:t xml:space="preserve">Isenburg, K., </w:t>
+      </w:r>
+      <w:r>
+        <w:rPr>
+          <w:b/>
+          <w:bCs/>
           <w:color w:val="000000" w:themeColor="text1"/>
           <w:sz w:val="22"/>
           <w:szCs w:val="22"/>
@@ -4702,24 +4907,25 @@
           <w:sz w:val="22"/>
           <w:szCs w:val="22"/>
         </w:rPr>
-        <w:t xml:space="preserve">, Moore, K.N., &amp; Stern, C.E. </w:t>
-      </w:r>
-      <w:r>
-        <w:rPr>
-          <w:i/>
-          <w:color w:val="000000" w:themeColor="text1"/>
-          <w:sz w:val="22"/>
-          <w:szCs w:val="22"/>
-        </w:rPr>
-        <w:t>An fMRI investigation of functional network connectivity during abstract reasoning</w:t>
-      </w:r>
-      <w:r>
-        <w:rPr>
-          <w:color w:val="000000" w:themeColor="text1"/>
-          <w:sz w:val="22"/>
-          <w:szCs w:val="22"/>
-        </w:rPr>
-        <w:t>. Cognitive Neuroscience Society Annual Meeting. 2020. (Online Meeting, Due to COVID-19).</w:t>
+        <w:t xml:space="preserve">, Rosen, M.L., Somers, D.C., &amp; Stern, C.E. </w:t>
+      </w:r>
+      <w:r>
+        <w:rPr>
+          <w:i/>
+          <w:iCs/>
+          <w:color w:val="000000" w:themeColor="text1"/>
+          <w:sz w:val="22"/>
+          <w:szCs w:val="22"/>
+        </w:rPr>
+        <w:t>Network interactions during long-term memory guided versus stimulus-guided attention in humans</w:t>
+      </w:r>
+      <w:r>
+        <w:rPr>
+          <w:color w:val="000000" w:themeColor="text1"/>
+          <w:sz w:val="22"/>
+          <w:szCs w:val="22"/>
+        </w:rPr>
+        <w:t>. Society for Neuroscience. 2021. (Online Meeting, Due to COVID-19)</w:t>
       </w:r>
     </w:p>
     <w:p>
@@ -4736,37 +4942,79 @@
       </w:pPr>
       <w:r>
         <w:rPr>
-          <w:b/>
-          <w:color w:val="000000" w:themeColor="text1"/>
-          <w:sz w:val="22"/>
-          <w:szCs w:val="22"/>
-        </w:rPr>
-        <w:t>Morin, T.M.</w:t>
-      </w:r>
-      <w:r>
-        <w:rPr>
-          <w:color w:val="000000" w:themeColor="text1"/>
-          <w:sz w:val="22"/>
-          <w:szCs w:val="22"/>
-        </w:rPr>
-        <w:t xml:space="preserve">, Chang, A.E., &amp; Stern, C.E. </w:t>
-      </w:r>
-      <w:r>
-        <w:rPr>
-          <w:i/>
-          <w:color w:val="000000" w:themeColor="text1"/>
-          <w:sz w:val="22"/>
-          <w:szCs w:val="22"/>
-        </w:rPr>
-        <w:t xml:space="preserve">Cortical contributions to perceptual and symbolic reasoning using a one-dimensional raven’s progressive matrices task. </w:t>
-      </w:r>
-      <w:r>
-        <w:rPr>
-          <w:color w:val="000000" w:themeColor="text1"/>
-          <w:sz w:val="22"/>
-          <w:szCs w:val="22"/>
-        </w:rPr>
-        <w:t>Society for Neuroscience. 2019. Chicago, IL.</w:t>
+          <w:color w:val="000000" w:themeColor="text1"/>
+          <w:sz w:val="22"/>
+          <w:szCs w:val="22"/>
+        </w:rPr>
+        <w:t>Liapis, S.S.P.,</w:t>
+      </w:r>
+      <w:r>
+        <w:rPr>
+          <w:b/>
+          <w:color w:val="000000" w:themeColor="text1"/>
+          <w:sz w:val="22"/>
+          <w:szCs w:val="22"/>
+        </w:rPr>
+        <w:t xml:space="preserve"> Morin, T.M.</w:t>
+      </w:r>
+      <w:r>
+        <w:rPr>
+          <w:color w:val="000000" w:themeColor="text1"/>
+          <w:sz w:val="22"/>
+          <w:szCs w:val="22"/>
+        </w:rPr>
+        <w:t>,</w:t>
+      </w:r>
+      <w:r>
+        <w:rPr>
+          <w:b/>
+          <w:color w:val="000000" w:themeColor="text1"/>
+          <w:sz w:val="22"/>
+          <w:szCs w:val="22"/>
+        </w:rPr>
+        <w:t xml:space="preserve"> </w:t>
+      </w:r>
+      <w:r>
+        <w:rPr>
+          <w:color w:val="000000" w:themeColor="text1"/>
+          <w:sz w:val="22"/>
+          <w:szCs w:val="22"/>
+        </w:rPr>
+        <w:t>McGuire, J.T., &amp; Stern, C.E.</w:t>
+      </w:r>
+      <w:r>
+        <w:rPr>
+          <w:b/>
+          <w:color w:val="000000" w:themeColor="text1"/>
+          <w:sz w:val="22"/>
+          <w:szCs w:val="22"/>
+        </w:rPr>
+        <w:t xml:space="preserve"> </w:t>
+      </w:r>
+      <w:r>
+        <w:rPr>
+          <w:i/>
+          <w:color w:val="000000" w:themeColor="text1"/>
+          <w:sz w:val="22"/>
+          <w:szCs w:val="22"/>
+        </w:rPr>
+        <w:t xml:space="preserve">The dimensionality of representational space calibrates to abstract reasoning complexity. </w:t>
+      </w:r>
+      <w:r>
+        <w:rPr>
+          <w:color w:val="000000" w:themeColor="text1"/>
+          <w:sz w:val="22"/>
+          <w:szCs w:val="22"/>
+        </w:rPr>
+        <w:t>Organization for Human Brain Mapping. 2021. (Online Meeting, Due to COVID-19</w:t>
+      </w:r>
+      <w:r>
+        <w:rPr>
+          <w:color w:val="000000" w:themeColor="text1"/>
+          <w:sz w:val="22"/>
+          <w:szCs w:val="22"/>
+        </w:rPr>
+        <w:t>)</w:t>
       </w:r>
     </w:p>
     <w:p>
@@ -4783,14 +5031,6 @@
       </w:pPr>
       <w:r>
         <w:rPr>
-          <w:color w:val="000000" w:themeColor="text1"/>
-          <w:sz w:val="22"/>
-          <w:szCs w:val="22"/>
-        </w:rPr>
-        <w:t xml:space="preserve">Ma, W., </w:t>
-      </w:r>
-      <w:r>
-        <w:rPr>
           <w:b/>
           <w:color w:val="000000" w:themeColor="text1"/>
           <w:sz w:val="22"/>
@@ -4804,28 +5044,30 @@
           <w:sz w:val="22"/>
           <w:szCs w:val="22"/>
         </w:rPr>
-        <w:t xml:space="preserve">, Chang, A.E., &amp; Stern, C.E. </w:t>
-      </w:r>
-      <w:r>
-        <w:rPr>
-          <w:i/>
-          <w:color w:val="000000" w:themeColor="text1"/>
-          <w:sz w:val="22"/>
-          <w:szCs w:val="22"/>
-        </w:rPr>
-        <w:t xml:space="preserve">An fMRI investigation of medial prefrontal network dynamics during a context-dependent rule learning task. </w:t>
-      </w:r>
-      <w:r>
-        <w:rPr>
-          <w:color w:val="000000" w:themeColor="text1"/>
-          <w:sz w:val="22"/>
-          <w:szCs w:val="22"/>
-        </w:rPr>
-        <w:t>Society for Neuroscience. 2019. Chicago, IL.</w:t>
-      </w:r>
-    </w:p>
-    <w:p>
-      <w:pPr>
+        <w:t xml:space="preserve">, Ma, W., Chang, A.E., &amp; Stern, C.E. </w:t>
+      </w:r>
+      <w:r>
+        <w:rPr>
+          <w:i/>
+          <w:color w:val="000000" w:themeColor="text1"/>
+          <w:sz w:val="22"/>
+          <w:szCs w:val="22"/>
+        </w:rPr>
+        <w:t>Dynamic functional connectivity during context-dependent rule learning</w:t>
+      </w:r>
+      <w:r>
+        <w:rPr>
+          <w:color w:val="000000" w:themeColor="text1"/>
+          <w:sz w:val="22"/>
+          <w:szCs w:val="22"/>
+        </w:rPr>
+        <w:t>. Organization for Human Brain Mapping. 2020. (Online Meeting, Due to COVID-19)</w:t>
+      </w:r>
+    </w:p>
+    <w:p>
+      <w:pPr>
+        <w:autoSpaceDE w:val="0"/>
+        <w:autoSpaceDN w:val="0"/>
         <w:ind w:left="720" w:hanging="720"/>
         <w:jc w:val="both"/>
         <w:rPr>
@@ -4837,6 +5079,7 @@
       <w:r>
         <w:rPr>
           <w:b/>
+          <w:bCs/>
           <w:color w:val="000000" w:themeColor="text1"/>
           <w:sz w:val="22"/>
           <w:szCs w:val="22"/>
@@ -4849,6 +5092,132 @@
           <w:sz w:val="22"/>
           <w:szCs w:val="22"/>
         </w:rPr>
+        <w:t>,</w:t>
+      </w:r>
+      <w:r>
+        <w:rPr>
+          <w:color w:val="000000" w:themeColor="text1"/>
+          <w:sz w:val="22"/>
+          <w:szCs w:val="22"/>
+        </w:rPr>
+        <w:t xml:space="preserve"> </w:t>
+      </w:r>
+      <w:r>
+        <w:rPr>
+          <w:color w:val="000000" w:themeColor="text1"/>
+          <w:sz w:val="22"/>
+          <w:szCs w:val="22"/>
+        </w:rPr>
+        <w:t xml:space="preserve">Moore, K.N., &amp; Stern, C.E. </w:t>
+      </w:r>
+      <w:r>
+        <w:rPr>
+          <w:i/>
+          <w:color w:val="000000" w:themeColor="text1"/>
+          <w:sz w:val="22"/>
+          <w:szCs w:val="22"/>
+        </w:rPr>
+        <w:t>An fMRI investigation of functional network connectivity during abstract reasoning</w:t>
+      </w:r>
+      <w:r>
+        <w:rPr>
+          <w:color w:val="000000" w:themeColor="text1"/>
+          <w:sz w:val="22"/>
+          <w:szCs w:val="22"/>
+        </w:rPr>
+        <w:t>. Henry I. Russek Student Achievement Day. 20</w:t>
+      </w:r>
+      <w:r>
+        <w:rPr>
+          <w:color w:val="000000" w:themeColor="text1"/>
+          <w:sz w:val="22"/>
+          <w:szCs w:val="22"/>
+        </w:rPr>
+        <w:t>20</w:t>
+      </w:r>
+      <w:r>
+        <w:rPr>
+          <w:color w:val="000000" w:themeColor="text1"/>
+          <w:sz w:val="22"/>
+          <w:szCs w:val="22"/>
+        </w:rPr>
+        <w:t>. Boston University, Boston, MA. (Online Meeting, Due to COVID-19).</w:t>
+      </w:r>
+    </w:p>
+    <w:p>
+      <w:pPr>
+        <w:autoSpaceDE w:val="0"/>
+        <w:autoSpaceDN w:val="0"/>
+        <w:ind w:left="720" w:hanging="720"/>
+        <w:jc w:val="both"/>
+        <w:rPr>
+          <w:color w:val="000000" w:themeColor="text1"/>
+          <w:sz w:val="22"/>
+          <w:szCs w:val="22"/>
+        </w:rPr>
+      </w:pPr>
+      <w:r>
+        <w:rPr>
+          <w:b/>
+          <w:color w:val="000000" w:themeColor="text1"/>
+          <w:sz w:val="22"/>
+          <w:szCs w:val="22"/>
+        </w:rPr>
+        <w:t>Morin, T.M.</w:t>
+      </w:r>
+      <w:r>
+        <w:rPr>
+          <w:color w:val="000000" w:themeColor="text1"/>
+          <w:sz w:val="22"/>
+          <w:szCs w:val="22"/>
+        </w:rPr>
+        <w:t xml:space="preserve">, Moore, K.N., &amp; Stern, C.E. </w:t>
+      </w:r>
+      <w:r>
+        <w:rPr>
+          <w:i/>
+          <w:color w:val="000000" w:themeColor="text1"/>
+          <w:sz w:val="22"/>
+          <w:szCs w:val="22"/>
+        </w:rPr>
+        <w:t>An fMRI investigation of functional network connectivity during abstract reasoning</w:t>
+      </w:r>
+      <w:r>
+        <w:rPr>
+          <w:color w:val="000000" w:themeColor="text1"/>
+          <w:sz w:val="22"/>
+          <w:szCs w:val="22"/>
+        </w:rPr>
+        <w:t>. Cognitive Neuroscience Society Annual Meeting. 2020. (Online Meeting, Due to COVID-19).</w:t>
+      </w:r>
+    </w:p>
+    <w:p>
+      <w:pPr>
+        <w:autoSpaceDE w:val="0"/>
+        <w:autoSpaceDN w:val="0"/>
+        <w:ind w:left="720" w:hanging="720"/>
+        <w:jc w:val="both"/>
+        <w:rPr>
+          <w:color w:val="000000" w:themeColor="text1"/>
+          <w:sz w:val="22"/>
+          <w:szCs w:val="22"/>
+        </w:rPr>
+      </w:pPr>
+      <w:r>
+        <w:rPr>
+          <w:b/>
+          <w:color w:val="000000" w:themeColor="text1"/>
+          <w:sz w:val="22"/>
+          <w:szCs w:val="22"/>
+        </w:rPr>
+        <w:t>Morin, T.M.</w:t>
+      </w:r>
+      <w:r>
+        <w:rPr>
+          <w:color w:val="000000" w:themeColor="text1"/>
+          <w:sz w:val="22"/>
+          <w:szCs w:val="22"/>
+        </w:rPr>
         <w:t xml:space="preserve">, Chang, A.E., &amp; Stern, C.E. </w:t>
       </w:r>
       <w:r>
@@ -4858,6 +5227,107 @@
           <w:sz w:val="22"/>
           <w:szCs w:val="22"/>
         </w:rPr>
+        <w:t xml:space="preserve">Cortical contributions to perceptual and symbolic reasoning using a one-dimensional raven’s progressive matrices task. </w:t>
+      </w:r>
+      <w:r>
+        <w:rPr>
+          <w:color w:val="000000" w:themeColor="text1"/>
+          <w:sz w:val="22"/>
+          <w:szCs w:val="22"/>
+        </w:rPr>
+        <w:t>Society for Neuroscience. 2019. Chicago, IL.</w:t>
+      </w:r>
+    </w:p>
+    <w:p>
+      <w:pPr>
+        <w:autoSpaceDE w:val="0"/>
+        <w:autoSpaceDN w:val="0"/>
+        <w:ind w:left="720" w:hanging="720"/>
+        <w:jc w:val="both"/>
+        <w:rPr>
+          <w:color w:val="000000" w:themeColor="text1"/>
+          <w:sz w:val="22"/>
+          <w:szCs w:val="22"/>
+        </w:rPr>
+      </w:pPr>
+      <w:r>
+        <w:rPr>
+          <w:color w:val="000000" w:themeColor="text1"/>
+          <w:sz w:val="22"/>
+          <w:szCs w:val="22"/>
+        </w:rPr>
+        <w:t xml:space="preserve">Ma, W., </w:t>
+      </w:r>
+      <w:r>
+        <w:rPr>
+          <w:b/>
+          <w:color w:val="000000" w:themeColor="text1"/>
+          <w:sz w:val="22"/>
+          <w:szCs w:val="22"/>
+        </w:rPr>
+        <w:t>Morin, T.M.</w:t>
+      </w:r>
+      <w:r>
+        <w:rPr>
+          <w:color w:val="000000" w:themeColor="text1"/>
+          <w:sz w:val="22"/>
+          <w:szCs w:val="22"/>
+        </w:rPr>
+        <w:t xml:space="preserve">, Chang, A.E., &amp; Stern, C.E. </w:t>
+      </w:r>
+      <w:r>
+        <w:rPr>
+          <w:i/>
+          <w:color w:val="000000" w:themeColor="text1"/>
+          <w:sz w:val="22"/>
+          <w:szCs w:val="22"/>
+        </w:rPr>
+        <w:t xml:space="preserve">An fMRI investigation of medial prefrontal network dynamics during a context-dependent rule learning task. </w:t>
+      </w:r>
+      <w:r>
+        <w:rPr>
+          <w:color w:val="000000" w:themeColor="text1"/>
+          <w:sz w:val="22"/>
+          <w:szCs w:val="22"/>
+        </w:rPr>
+        <w:t>Society for Neuroscience. 2019. Chicago, IL.</w:t>
+      </w:r>
+    </w:p>
+    <w:p>
+      <w:pPr>
+        <w:ind w:left="720" w:hanging="720"/>
+        <w:jc w:val="both"/>
+        <w:rPr>
+          <w:color w:val="000000" w:themeColor="text1"/>
+          <w:sz w:val="22"/>
+          <w:szCs w:val="22"/>
+        </w:rPr>
+      </w:pPr>
+      <w:r>
+        <w:rPr>
+          <w:b/>
+          <w:color w:val="000000" w:themeColor="text1"/>
+          <w:sz w:val="22"/>
+          <w:szCs w:val="22"/>
+        </w:rPr>
+        <w:lastRenderedPageBreak/>
+        <w:t>Morin, T.M.</w:t>
+      </w:r>
+      <w:r>
+        <w:rPr>
+          <w:color w:val="000000" w:themeColor="text1"/>
+          <w:sz w:val="22"/>
+          <w:szCs w:val="22"/>
+        </w:rPr>
+        <w:t xml:space="preserve">, Chang, A.E., &amp; Stern, C.E. </w:t>
+      </w:r>
+      <w:r>
+        <w:rPr>
+          <w:i/>
+          <w:color w:val="000000" w:themeColor="text1"/>
+          <w:sz w:val="22"/>
+          <w:szCs w:val="22"/>
+        </w:rPr>
         <w:t>An fMRI investigation of symbolic processing using a one-dimensional raven’s progressive matrices task</w:t>
       </w:r>
       <w:r>
@@ -4866,25 +5336,7 @@
           <w:sz w:val="22"/>
           <w:szCs w:val="22"/>
         </w:rPr>
-        <w:t xml:space="preserve">. Henry I. </w:t>
-      </w:r>
-      <w:proofErr w:type="spellStart"/>
-      <w:r>
-        <w:rPr>
-          <w:color w:val="000000" w:themeColor="text1"/>
-          <w:sz w:val="22"/>
-          <w:szCs w:val="22"/>
-        </w:rPr>
-        <w:t>Russek</w:t>
-      </w:r>
-      <w:proofErr w:type="spellEnd"/>
-      <w:r>
-        <w:rPr>
-          <w:color w:val="000000" w:themeColor="text1"/>
-          <w:sz w:val="22"/>
-          <w:szCs w:val="22"/>
-        </w:rPr>
-        <w:t xml:space="preserve"> Student Achievement Day. 2019. Boston University, Boston, MA.</w:t>
+        <w:t>. Henry I. Russek Student Achievement Day. 2019. Boston University, Boston, MA.</w:t>
       </w:r>
     </w:p>
     <w:p>
@@ -5288,25 +5740,7 @@
           <w:szCs w:val="22"/>
         </w:rPr>
         <w:tab/>
-        <w:t xml:space="preserve">Instructor: </w:t>
-      </w:r>
-      <w:proofErr w:type="spellStart"/>
-      <w:r>
-        <w:rPr>
-          <w:color w:val="000000" w:themeColor="text1"/>
-          <w:sz w:val="22"/>
-          <w:szCs w:val="22"/>
-        </w:rPr>
-        <w:t>Aniruddh</w:t>
-      </w:r>
-      <w:proofErr w:type="spellEnd"/>
-      <w:r>
-        <w:rPr>
-          <w:color w:val="000000" w:themeColor="text1"/>
-          <w:sz w:val="22"/>
-          <w:szCs w:val="22"/>
-        </w:rPr>
-        <w:t xml:space="preserve"> Patel, PhD</w:t>
+        <w:t>Instructor: Aniruddh Patel, PhD</w:t>
       </w:r>
       <w:r>
         <w:rPr>
@@ -5368,7 +5802,6 @@
           <w:sz w:val="22"/>
           <w:szCs w:val="22"/>
         </w:rPr>
-        <w:lastRenderedPageBreak/>
         <w:t>2021-2022</w:t>
       </w:r>
       <w:r>
@@ -5583,25 +6016,7 @@
           <w:sz w:val="22"/>
           <w:szCs w:val="22"/>
         </w:rPr>
-        <w:t xml:space="preserve">Instructor: </w:t>
-      </w:r>
-      <w:proofErr w:type="spellStart"/>
-      <w:r>
-        <w:rPr>
-          <w:color w:val="000000" w:themeColor="text1"/>
-          <w:sz w:val="22"/>
-          <w:szCs w:val="22"/>
-        </w:rPr>
-        <w:t>Aniruddh</w:t>
-      </w:r>
-      <w:proofErr w:type="spellEnd"/>
-      <w:r>
-        <w:rPr>
-          <w:color w:val="000000" w:themeColor="text1"/>
-          <w:sz w:val="22"/>
-          <w:szCs w:val="22"/>
-        </w:rPr>
-        <w:t xml:space="preserve"> Patel, PhD</w:t>
+        <w:t>Instructor: Aniruddh Patel, PhD</w:t>
       </w:r>
     </w:p>
     <w:p>
@@ -6197,6 +6612,7 @@
           <w:szCs w:val="22"/>
         </w:rPr>
         <w:tab/>
+        <w:t xml:space="preserve">Shaian </w:t>
       </w:r>
       <w:proofErr w:type="spellStart"/>
       <w:r>
@@ -6205,7 +6621,7 @@
           <w:sz w:val="22"/>
           <w:szCs w:val="22"/>
         </w:rPr>
-        <w:t>Shaian</w:t>
+        <w:t>Aghasoltan</w:t>
       </w:r>
       <w:proofErr w:type="spellEnd"/>
       <w:r>
@@ -6214,7 +6630,42 @@
           <w:sz w:val="22"/>
           <w:szCs w:val="22"/>
         </w:rPr>
-        <w:t xml:space="preserve"> </w:t>
+        <w:t>, Brandeis University, Undergraduate Research Assistant</w:t>
+      </w:r>
+    </w:p>
+    <w:p>
+      <w:pPr>
+        <w:contextualSpacing/>
+        <w:rPr>
+          <w:color w:val="000000" w:themeColor="text1"/>
+          <w:sz w:val="22"/>
+          <w:szCs w:val="22"/>
+        </w:rPr>
+      </w:pPr>
+      <w:r>
+        <w:rPr>
+          <w:color w:val="000000" w:themeColor="text1"/>
+          <w:sz w:val="22"/>
+          <w:szCs w:val="22"/>
+        </w:rPr>
+        <w:t>2024</w:t>
+      </w:r>
+      <w:r>
+        <w:rPr>
+          <w:color w:val="000000" w:themeColor="text1"/>
+          <w:sz w:val="22"/>
+          <w:szCs w:val="22"/>
+        </w:rPr>
+        <w:tab/>
+      </w:r>
+      <w:r>
+        <w:rPr>
+          <w:color w:val="000000" w:themeColor="text1"/>
+          <w:sz w:val="22"/>
+          <w:szCs w:val="22"/>
+        </w:rPr>
+        <w:tab/>
+        <w:t xml:space="preserve">Filippo </w:t>
       </w:r>
       <w:proofErr w:type="spellStart"/>
       <w:r>
@@ -6223,7 +6674,7 @@
           <w:sz w:val="22"/>
           <w:szCs w:val="22"/>
         </w:rPr>
-        <w:t>Aghasoltan</w:t>
+        <w:t>Bragagna</w:t>
       </w:r>
       <w:proofErr w:type="spellEnd"/>
       <w:r>
@@ -6232,42 +6683,685 @@
           <w:sz w:val="22"/>
           <w:szCs w:val="22"/>
         </w:rPr>
-        <w:t>, Brandeis University, Undergraduate Research Assistant</w:t>
-      </w:r>
-    </w:p>
-    <w:p>
-      <w:pPr>
-        <w:contextualSpacing/>
-        <w:rPr>
-          <w:color w:val="000000" w:themeColor="text1"/>
-          <w:sz w:val="22"/>
-          <w:szCs w:val="22"/>
-        </w:rPr>
-      </w:pPr>
-      <w:r>
-        <w:rPr>
-          <w:color w:val="000000" w:themeColor="text1"/>
-          <w:sz w:val="22"/>
-          <w:szCs w:val="22"/>
-        </w:rPr>
-        <w:t>2024</w:t>
-      </w:r>
-      <w:r>
-        <w:rPr>
-          <w:color w:val="000000" w:themeColor="text1"/>
-          <w:sz w:val="22"/>
-          <w:szCs w:val="22"/>
-        </w:rPr>
-        <w:tab/>
-      </w:r>
-      <w:r>
-        <w:rPr>
-          <w:color w:val="000000" w:themeColor="text1"/>
-          <w:sz w:val="22"/>
-          <w:szCs w:val="22"/>
-        </w:rPr>
-        <w:tab/>
-        <w:t xml:space="preserve">Filippo </w:t>
+        <w:t>, MGH Martinos Center, Visiting PhD Student</w:t>
+      </w:r>
+    </w:p>
+    <w:p>
+      <w:pPr>
+        <w:contextualSpacing/>
+        <w:rPr>
+          <w:color w:val="000000" w:themeColor="text1"/>
+          <w:sz w:val="22"/>
+          <w:szCs w:val="22"/>
+        </w:rPr>
+      </w:pPr>
+      <w:r>
+        <w:rPr>
+          <w:color w:val="000000" w:themeColor="text1"/>
+          <w:sz w:val="22"/>
+          <w:szCs w:val="22"/>
+        </w:rPr>
+        <w:lastRenderedPageBreak/>
+        <w:t>2023</w:t>
+      </w:r>
+      <w:r>
+        <w:rPr>
+          <w:color w:val="000000" w:themeColor="text1"/>
+          <w:sz w:val="22"/>
+          <w:szCs w:val="22"/>
+        </w:rPr>
+        <w:tab/>
+      </w:r>
+      <w:r>
+        <w:rPr>
+          <w:color w:val="000000" w:themeColor="text1"/>
+          <w:sz w:val="22"/>
+          <w:szCs w:val="22"/>
+        </w:rPr>
+        <w:tab/>
+        <w:t>Ryan O’Leary, Brandeis University, Graduate Student</w:t>
+      </w:r>
+    </w:p>
+    <w:p>
+      <w:pPr>
+        <w:contextualSpacing/>
+        <w:rPr>
+          <w:color w:val="000000" w:themeColor="text1"/>
+          <w:sz w:val="22"/>
+          <w:szCs w:val="22"/>
+        </w:rPr>
+      </w:pPr>
+      <w:r>
+        <w:rPr>
+          <w:color w:val="000000" w:themeColor="text1"/>
+          <w:sz w:val="22"/>
+          <w:szCs w:val="22"/>
+        </w:rPr>
+        <w:t>2022</w:t>
+      </w:r>
+      <w:r>
+        <w:rPr>
+          <w:color w:val="000000" w:themeColor="text1"/>
+          <w:sz w:val="22"/>
+          <w:szCs w:val="22"/>
+        </w:rPr>
+        <w:tab/>
+      </w:r>
+      <w:r>
+        <w:rPr>
+          <w:color w:val="000000" w:themeColor="text1"/>
+          <w:sz w:val="22"/>
+          <w:szCs w:val="22"/>
+        </w:rPr>
+        <w:tab/>
+      </w:r>
+      <w:r>
+        <w:rPr>
+          <w:color w:val="000000" w:themeColor="text1"/>
+          <w:sz w:val="22"/>
+          <w:szCs w:val="22"/>
+        </w:rPr>
+        <w:t>Carolyn Kinsella, Boston University, Undergraduate R</w:t>
+      </w:r>
+      <w:r>
+        <w:rPr>
+          <w:color w:val="000000" w:themeColor="text1"/>
+          <w:sz w:val="22"/>
+          <w:szCs w:val="22"/>
+        </w:rPr>
+        <w:t>esearch Assistant</w:t>
+      </w:r>
+    </w:p>
+    <w:p>
+      <w:pPr>
+        <w:contextualSpacing/>
+        <w:rPr>
+          <w:color w:val="000000" w:themeColor="text1"/>
+          <w:sz w:val="22"/>
+          <w:szCs w:val="22"/>
+        </w:rPr>
+      </w:pPr>
+      <w:r>
+        <w:rPr>
+          <w:color w:val="000000" w:themeColor="text1"/>
+          <w:sz w:val="22"/>
+          <w:szCs w:val="22"/>
+        </w:rPr>
+        <w:t>2020-2021</w:t>
+      </w:r>
+      <w:r>
+        <w:rPr>
+          <w:color w:val="000000" w:themeColor="text1"/>
+          <w:sz w:val="22"/>
+          <w:szCs w:val="22"/>
+        </w:rPr>
+        <w:tab/>
+        <w:t>Bliss Cui, Boston University, Neuroscience Student Org</w:t>
+      </w:r>
+      <w:r>
+        <w:rPr>
+          <w:color w:val="000000" w:themeColor="text1"/>
+          <w:sz w:val="22"/>
+          <w:szCs w:val="22"/>
+        </w:rPr>
+        <w:t>anization</w:t>
+      </w:r>
+      <w:r>
+        <w:rPr>
+          <w:color w:val="000000" w:themeColor="text1"/>
+          <w:sz w:val="22"/>
+          <w:szCs w:val="22"/>
+        </w:rPr>
+        <w:t xml:space="preserve"> Mentee</w:t>
+      </w:r>
+    </w:p>
+    <w:p>
+      <w:pPr>
+        <w:contextualSpacing/>
+        <w:rPr>
+          <w:i/>
+          <w:iCs/>
+          <w:color w:val="000000" w:themeColor="text1"/>
+          <w:sz w:val="22"/>
+          <w:szCs w:val="22"/>
+        </w:rPr>
+      </w:pPr>
+      <w:r>
+        <w:rPr>
+          <w:color w:val="000000" w:themeColor="text1"/>
+          <w:sz w:val="22"/>
+          <w:szCs w:val="22"/>
+        </w:rPr>
+        <w:tab/>
+      </w:r>
+      <w:r>
+        <w:rPr>
+          <w:color w:val="000000" w:themeColor="text1"/>
+          <w:sz w:val="22"/>
+          <w:szCs w:val="22"/>
+        </w:rPr>
+        <w:tab/>
+      </w:r>
+      <w:r>
+        <w:rPr>
+          <w:i/>
+          <w:iCs/>
+          <w:color w:val="000000" w:themeColor="text1"/>
+          <w:sz w:val="22"/>
+          <w:szCs w:val="22"/>
+        </w:rPr>
+        <w:t>Current</w:t>
+      </w:r>
+      <w:r>
+        <w:rPr>
+          <w:i/>
+          <w:iCs/>
+          <w:color w:val="000000" w:themeColor="text1"/>
+          <w:sz w:val="22"/>
+          <w:szCs w:val="22"/>
+        </w:rPr>
+        <w:t xml:space="preserve"> Position</w:t>
+      </w:r>
+      <w:r>
+        <w:rPr>
+          <w:i/>
+          <w:iCs/>
+          <w:color w:val="000000" w:themeColor="text1"/>
+          <w:sz w:val="22"/>
+          <w:szCs w:val="22"/>
+        </w:rPr>
+        <w:t>: PhD Student, Northeastern University</w:t>
+      </w:r>
+    </w:p>
+    <w:p>
+      <w:pPr>
+        <w:contextualSpacing/>
+        <w:rPr>
+          <w:color w:val="000000" w:themeColor="text1"/>
+          <w:sz w:val="22"/>
+          <w:szCs w:val="22"/>
+        </w:rPr>
+      </w:pPr>
+      <w:r>
+        <w:rPr>
+          <w:color w:val="000000" w:themeColor="text1"/>
+          <w:sz w:val="22"/>
+          <w:szCs w:val="22"/>
+        </w:rPr>
+        <w:t>2020-2021</w:t>
+      </w:r>
+      <w:r>
+        <w:rPr>
+          <w:color w:val="000000" w:themeColor="text1"/>
+          <w:sz w:val="22"/>
+          <w:szCs w:val="22"/>
+        </w:rPr>
+        <w:tab/>
+        <w:t xml:space="preserve">Jiahe Nu, Boston University, High School RA, Undergraduate </w:t>
+      </w:r>
+      <w:r>
+        <w:rPr>
+          <w:color w:val="000000" w:themeColor="text1"/>
+          <w:sz w:val="22"/>
+          <w:szCs w:val="22"/>
+        </w:rPr>
+        <w:t>Research Assistant</w:t>
+      </w:r>
+    </w:p>
+    <w:p>
+      <w:pPr>
+        <w:contextualSpacing/>
+        <w:rPr>
+          <w:i/>
+          <w:iCs/>
+          <w:color w:val="000000" w:themeColor="text1"/>
+          <w:sz w:val="22"/>
+          <w:szCs w:val="22"/>
+        </w:rPr>
+      </w:pPr>
+      <w:r>
+        <w:rPr>
+          <w:color w:val="000000" w:themeColor="text1"/>
+          <w:sz w:val="22"/>
+          <w:szCs w:val="22"/>
+        </w:rPr>
+        <w:tab/>
+      </w:r>
+      <w:r>
+        <w:rPr>
+          <w:color w:val="000000" w:themeColor="text1"/>
+          <w:sz w:val="22"/>
+          <w:szCs w:val="22"/>
+        </w:rPr>
+        <w:tab/>
+      </w:r>
+      <w:r>
+        <w:rPr>
+          <w:i/>
+          <w:iCs/>
+          <w:color w:val="000000" w:themeColor="text1"/>
+          <w:sz w:val="22"/>
+          <w:szCs w:val="22"/>
+        </w:rPr>
+        <w:t>Current</w:t>
+      </w:r>
+      <w:r>
+        <w:rPr>
+          <w:i/>
+          <w:iCs/>
+          <w:color w:val="000000" w:themeColor="text1"/>
+          <w:sz w:val="22"/>
+          <w:szCs w:val="22"/>
+        </w:rPr>
+        <w:t xml:space="preserve"> Position</w:t>
+      </w:r>
+      <w:r>
+        <w:rPr>
+          <w:i/>
+          <w:iCs/>
+          <w:color w:val="000000" w:themeColor="text1"/>
+          <w:sz w:val="22"/>
+          <w:szCs w:val="22"/>
+        </w:rPr>
+        <w:t>: Undergraduate, Boston University</w:t>
+      </w:r>
+    </w:p>
+    <w:p>
+      <w:pPr>
+        <w:contextualSpacing/>
+        <w:rPr>
+          <w:color w:val="000000" w:themeColor="text1"/>
+          <w:sz w:val="22"/>
+          <w:szCs w:val="22"/>
+        </w:rPr>
+      </w:pPr>
+      <w:r>
+        <w:rPr>
+          <w:color w:val="000000" w:themeColor="text1"/>
+          <w:sz w:val="22"/>
+          <w:szCs w:val="22"/>
+        </w:rPr>
+        <w:t>2019-2020</w:t>
+      </w:r>
+      <w:r>
+        <w:rPr>
+          <w:color w:val="000000" w:themeColor="text1"/>
+          <w:sz w:val="22"/>
+          <w:szCs w:val="22"/>
+        </w:rPr>
+        <w:tab/>
+        <w:t>Roberto Luis-Fuentes, Boston University, BME Senior Thesis Project</w:t>
+      </w:r>
+    </w:p>
+    <w:p>
+      <w:pPr>
+        <w:contextualSpacing/>
+        <w:rPr>
+          <w:i/>
+          <w:iCs/>
+          <w:color w:val="000000" w:themeColor="text1"/>
+          <w:sz w:val="22"/>
+          <w:szCs w:val="22"/>
+        </w:rPr>
+      </w:pPr>
+      <w:r>
+        <w:rPr>
+          <w:color w:val="000000" w:themeColor="text1"/>
+          <w:sz w:val="22"/>
+          <w:szCs w:val="22"/>
+        </w:rPr>
+        <w:tab/>
+      </w:r>
+      <w:r>
+        <w:rPr>
+          <w:color w:val="000000" w:themeColor="text1"/>
+          <w:sz w:val="22"/>
+          <w:szCs w:val="22"/>
+        </w:rPr>
+        <w:tab/>
+      </w:r>
+      <w:r>
+        <w:rPr>
+          <w:i/>
+          <w:iCs/>
+          <w:color w:val="000000" w:themeColor="text1"/>
+          <w:sz w:val="22"/>
+          <w:szCs w:val="22"/>
+        </w:rPr>
+        <w:t>Current</w:t>
+      </w:r>
+      <w:r>
+        <w:rPr>
+          <w:i/>
+          <w:iCs/>
+          <w:color w:val="000000" w:themeColor="text1"/>
+          <w:sz w:val="22"/>
+          <w:szCs w:val="22"/>
+        </w:rPr>
+        <w:t xml:space="preserve"> Position</w:t>
+      </w:r>
+      <w:r>
+        <w:rPr>
+          <w:i/>
+          <w:iCs/>
+          <w:color w:val="000000" w:themeColor="text1"/>
+          <w:sz w:val="22"/>
+          <w:szCs w:val="22"/>
+        </w:rPr>
+        <w:t>: Software Engineer, Broad Institute</w:t>
+      </w:r>
+    </w:p>
+    <w:p>
+      <w:pPr>
+        <w:contextualSpacing/>
+        <w:rPr>
+          <w:color w:val="000000" w:themeColor="text1"/>
+          <w:sz w:val="22"/>
+          <w:szCs w:val="22"/>
+        </w:rPr>
+      </w:pPr>
+      <w:r>
+        <w:rPr>
+          <w:color w:val="000000" w:themeColor="text1"/>
+          <w:sz w:val="22"/>
+          <w:szCs w:val="22"/>
+        </w:rPr>
+        <w:t>2019-2020</w:t>
+      </w:r>
+      <w:r>
+        <w:rPr>
+          <w:color w:val="000000" w:themeColor="text1"/>
+          <w:sz w:val="22"/>
+          <w:szCs w:val="22"/>
+        </w:rPr>
+        <w:tab/>
+        <w:t>Vincent Chang, Boston University, BME Senior Thesis Project</w:t>
+      </w:r>
+    </w:p>
+    <w:p>
+      <w:pPr>
+        <w:contextualSpacing/>
+        <w:rPr>
+          <w:i/>
+          <w:iCs/>
+          <w:color w:val="000000" w:themeColor="text1"/>
+          <w:sz w:val="22"/>
+          <w:szCs w:val="22"/>
+        </w:rPr>
+      </w:pPr>
+      <w:r>
+        <w:rPr>
+          <w:color w:val="000000" w:themeColor="text1"/>
+          <w:sz w:val="22"/>
+          <w:szCs w:val="22"/>
+        </w:rPr>
+        <w:tab/>
+      </w:r>
+      <w:r>
+        <w:rPr>
+          <w:color w:val="000000" w:themeColor="text1"/>
+          <w:sz w:val="22"/>
+          <w:szCs w:val="22"/>
+        </w:rPr>
+        <w:tab/>
+      </w:r>
+      <w:r>
+        <w:rPr>
+          <w:i/>
+          <w:iCs/>
+          <w:color w:val="000000" w:themeColor="text1"/>
+          <w:sz w:val="22"/>
+          <w:szCs w:val="22"/>
+        </w:rPr>
+        <w:t>Current</w:t>
+      </w:r>
+      <w:r>
+        <w:rPr>
+          <w:i/>
+          <w:iCs/>
+          <w:color w:val="000000" w:themeColor="text1"/>
+          <w:sz w:val="22"/>
+          <w:szCs w:val="22"/>
+        </w:rPr>
+        <w:t xml:space="preserve"> Position</w:t>
+      </w:r>
+      <w:r>
+        <w:rPr>
+          <w:i/>
+          <w:iCs/>
+          <w:color w:val="000000" w:themeColor="text1"/>
+          <w:sz w:val="22"/>
+          <w:szCs w:val="22"/>
+        </w:rPr>
+        <w:t>: Technical Program Manager, Google</w:t>
+      </w:r>
+    </w:p>
+    <w:p>
+      <w:pPr>
+        <w:contextualSpacing/>
+        <w:rPr>
+          <w:color w:val="000000" w:themeColor="text1"/>
+          <w:sz w:val="22"/>
+          <w:szCs w:val="22"/>
+        </w:rPr>
+      </w:pPr>
+      <w:r>
+        <w:rPr>
+          <w:color w:val="000000" w:themeColor="text1"/>
+          <w:sz w:val="22"/>
+          <w:szCs w:val="22"/>
+        </w:rPr>
+        <w:t>2019</w:t>
+      </w:r>
+      <w:r>
+        <w:rPr>
+          <w:color w:val="000000" w:themeColor="text1"/>
+          <w:sz w:val="22"/>
+          <w:szCs w:val="22"/>
+        </w:rPr>
+        <w:tab/>
+      </w:r>
+      <w:r>
+        <w:rPr>
+          <w:color w:val="000000" w:themeColor="text1"/>
+          <w:sz w:val="22"/>
+          <w:szCs w:val="22"/>
+        </w:rPr>
+        <w:tab/>
+        <w:t>Sheila Yee, Boston University, Undergraduate Directed Study Student</w:t>
+      </w:r>
+    </w:p>
+    <w:p>
+      <w:pPr>
+        <w:contextualSpacing/>
+        <w:rPr>
+          <w:i/>
+          <w:iCs/>
+          <w:color w:val="000000" w:themeColor="text1"/>
+          <w:sz w:val="22"/>
+          <w:szCs w:val="22"/>
+        </w:rPr>
+      </w:pPr>
+      <w:r>
+        <w:rPr>
+          <w:color w:val="000000" w:themeColor="text1"/>
+          <w:sz w:val="22"/>
+          <w:szCs w:val="22"/>
+        </w:rPr>
+        <w:tab/>
+      </w:r>
+      <w:r>
+        <w:rPr>
+          <w:color w:val="000000" w:themeColor="text1"/>
+          <w:sz w:val="22"/>
+          <w:szCs w:val="22"/>
+        </w:rPr>
+        <w:tab/>
+      </w:r>
+      <w:r>
+        <w:rPr>
+          <w:i/>
+          <w:iCs/>
+          <w:color w:val="000000" w:themeColor="text1"/>
+          <w:sz w:val="22"/>
+          <w:szCs w:val="22"/>
+        </w:rPr>
+        <w:t>Current</w:t>
+      </w:r>
+      <w:r>
+        <w:rPr>
+          <w:i/>
+          <w:iCs/>
+          <w:color w:val="000000" w:themeColor="text1"/>
+          <w:sz w:val="22"/>
+          <w:szCs w:val="22"/>
+        </w:rPr>
+        <w:t xml:space="preserve"> Position</w:t>
+      </w:r>
+      <w:r>
+        <w:rPr>
+          <w:i/>
+          <w:iCs/>
+          <w:color w:val="000000" w:themeColor="text1"/>
+          <w:sz w:val="22"/>
+          <w:szCs w:val="22"/>
+        </w:rPr>
+        <w:t>: Graduate Student in Bioinformatics, Boston University</w:t>
+      </w:r>
+    </w:p>
+    <w:p>
+      <w:pPr>
+        <w:contextualSpacing/>
+        <w:rPr>
+          <w:color w:val="000000" w:themeColor="text1"/>
+          <w:sz w:val="22"/>
+          <w:szCs w:val="22"/>
+        </w:rPr>
+      </w:pPr>
+      <w:r>
+        <w:rPr>
+          <w:color w:val="000000" w:themeColor="text1"/>
+          <w:sz w:val="22"/>
+          <w:szCs w:val="22"/>
+        </w:rPr>
+        <w:t xml:space="preserve">2018-2020 </w:t>
+      </w:r>
+      <w:r>
+        <w:rPr>
+          <w:color w:val="000000" w:themeColor="text1"/>
+          <w:sz w:val="22"/>
+          <w:szCs w:val="22"/>
+        </w:rPr>
+        <w:tab/>
+        <w:t>Weida Ma, Boston University, Undergraduate R</w:t>
+      </w:r>
+      <w:r>
+        <w:rPr>
+          <w:color w:val="000000" w:themeColor="text1"/>
+          <w:sz w:val="22"/>
+          <w:szCs w:val="22"/>
+        </w:rPr>
+        <w:t>esearch Assistant</w:t>
+      </w:r>
+      <w:r>
+        <w:rPr>
+          <w:color w:val="000000" w:themeColor="text1"/>
+          <w:sz w:val="22"/>
+          <w:szCs w:val="22"/>
+        </w:rPr>
+        <w:t>, BME Senior Thesis</w:t>
+      </w:r>
+    </w:p>
+    <w:p>
+      <w:pPr>
+        <w:contextualSpacing/>
+        <w:rPr>
+          <w:i/>
+          <w:iCs/>
+          <w:color w:val="000000" w:themeColor="text1"/>
+          <w:sz w:val="22"/>
+          <w:szCs w:val="22"/>
+        </w:rPr>
+      </w:pPr>
+      <w:r>
+        <w:rPr>
+          <w:color w:val="000000" w:themeColor="text1"/>
+          <w:sz w:val="22"/>
+          <w:szCs w:val="22"/>
+        </w:rPr>
+        <w:tab/>
+      </w:r>
+      <w:r>
+        <w:rPr>
+          <w:color w:val="000000" w:themeColor="text1"/>
+          <w:sz w:val="22"/>
+          <w:szCs w:val="22"/>
+        </w:rPr>
+        <w:tab/>
+      </w:r>
+      <w:r>
+        <w:rPr>
+          <w:i/>
+          <w:iCs/>
+          <w:color w:val="000000" w:themeColor="text1"/>
+          <w:sz w:val="22"/>
+          <w:szCs w:val="22"/>
+        </w:rPr>
+        <w:t>Current</w:t>
+      </w:r>
+      <w:r>
+        <w:rPr>
+          <w:i/>
+          <w:iCs/>
+          <w:color w:val="000000" w:themeColor="text1"/>
+          <w:sz w:val="22"/>
+          <w:szCs w:val="22"/>
+        </w:rPr>
+        <w:t xml:space="preserve"> Position</w:t>
+      </w:r>
+      <w:r>
+        <w:rPr>
+          <w:i/>
+          <w:iCs/>
+          <w:color w:val="000000" w:themeColor="text1"/>
+          <w:sz w:val="22"/>
+          <w:szCs w:val="22"/>
+        </w:rPr>
+        <w:t>: Medical Student, University of Vermont</w:t>
+      </w:r>
+    </w:p>
+    <w:p>
+      <w:pPr>
+        <w:contextualSpacing/>
+        <w:rPr>
+          <w:color w:val="000000" w:themeColor="text1"/>
+          <w:sz w:val="22"/>
+          <w:szCs w:val="22"/>
+        </w:rPr>
+      </w:pPr>
+      <w:r>
+        <w:rPr>
+          <w:color w:val="000000" w:themeColor="text1"/>
+          <w:sz w:val="22"/>
+          <w:szCs w:val="22"/>
+        </w:rPr>
+        <w:t>2018</w:t>
+      </w:r>
+      <w:r>
+        <w:rPr>
+          <w:color w:val="000000" w:themeColor="text1"/>
+          <w:sz w:val="22"/>
+          <w:szCs w:val="22"/>
+        </w:rPr>
+        <w:tab/>
+      </w:r>
+      <w:r>
+        <w:rPr>
+          <w:color w:val="000000" w:themeColor="text1"/>
+          <w:sz w:val="22"/>
+          <w:szCs w:val="22"/>
+        </w:rPr>
+        <w:tab/>
       </w:r>
       <w:proofErr w:type="spellStart"/>
       <w:r>
@@ -6276,7 +7370,7 @@
           <w:sz w:val="22"/>
           <w:szCs w:val="22"/>
         </w:rPr>
-        <w:t>Bragagna</w:t>
+        <w:t>Neoreet</w:t>
       </w:r>
       <w:proofErr w:type="spellEnd"/>
       <w:r>
@@ -6285,737 +7379,7 @@
           <w:sz w:val="22"/>
           <w:szCs w:val="22"/>
         </w:rPr>
-        <w:t>, MGH Martinos Center, Visiting PhD Student</w:t>
-      </w:r>
-    </w:p>
-    <w:p>
-      <w:pPr>
-        <w:contextualSpacing/>
-        <w:rPr>
-          <w:color w:val="000000" w:themeColor="text1"/>
-          <w:sz w:val="22"/>
-          <w:szCs w:val="22"/>
-        </w:rPr>
-      </w:pPr>
-      <w:r>
-        <w:rPr>
-          <w:color w:val="000000" w:themeColor="text1"/>
-          <w:sz w:val="22"/>
-          <w:szCs w:val="22"/>
-        </w:rPr>
-        <w:t>2023</w:t>
-      </w:r>
-      <w:r>
-        <w:rPr>
-          <w:color w:val="000000" w:themeColor="text1"/>
-          <w:sz w:val="22"/>
-          <w:szCs w:val="22"/>
-        </w:rPr>
-        <w:tab/>
-      </w:r>
-      <w:r>
-        <w:rPr>
-          <w:color w:val="000000" w:themeColor="text1"/>
-          <w:sz w:val="22"/>
-          <w:szCs w:val="22"/>
-        </w:rPr>
-        <w:tab/>
-        <w:t>Ryan O’Leary, Brandeis University, Graduate Student</w:t>
-      </w:r>
-    </w:p>
-    <w:p>
-      <w:pPr>
-        <w:contextualSpacing/>
-        <w:rPr>
-          <w:color w:val="000000" w:themeColor="text1"/>
-          <w:sz w:val="22"/>
-          <w:szCs w:val="22"/>
-        </w:rPr>
-      </w:pPr>
-      <w:r>
-        <w:rPr>
-          <w:color w:val="000000" w:themeColor="text1"/>
-          <w:sz w:val="22"/>
-          <w:szCs w:val="22"/>
-        </w:rPr>
-        <w:t>2022</w:t>
-      </w:r>
-      <w:r>
-        <w:rPr>
-          <w:color w:val="000000" w:themeColor="text1"/>
-          <w:sz w:val="22"/>
-          <w:szCs w:val="22"/>
-        </w:rPr>
-        <w:tab/>
-      </w:r>
-      <w:r>
-        <w:rPr>
-          <w:color w:val="000000" w:themeColor="text1"/>
-          <w:sz w:val="22"/>
-          <w:szCs w:val="22"/>
-        </w:rPr>
-        <w:tab/>
-      </w:r>
-      <w:r>
-        <w:rPr>
-          <w:color w:val="000000" w:themeColor="text1"/>
-          <w:sz w:val="22"/>
-          <w:szCs w:val="22"/>
-        </w:rPr>
-        <w:t>Carolyn Kinsella, Boston University, Undergraduate R</w:t>
-      </w:r>
-      <w:r>
-        <w:rPr>
-          <w:color w:val="000000" w:themeColor="text1"/>
-          <w:sz w:val="22"/>
-          <w:szCs w:val="22"/>
-        </w:rPr>
-        <w:t>esearch Assistant</w:t>
-      </w:r>
-    </w:p>
-    <w:p>
-      <w:pPr>
-        <w:contextualSpacing/>
-        <w:rPr>
-          <w:color w:val="000000" w:themeColor="text1"/>
-          <w:sz w:val="22"/>
-          <w:szCs w:val="22"/>
-        </w:rPr>
-      </w:pPr>
-      <w:r>
-        <w:rPr>
-          <w:color w:val="000000" w:themeColor="text1"/>
-          <w:sz w:val="22"/>
-          <w:szCs w:val="22"/>
-        </w:rPr>
-        <w:t>2020-2021</w:t>
-      </w:r>
-      <w:r>
-        <w:rPr>
-          <w:color w:val="000000" w:themeColor="text1"/>
-          <w:sz w:val="22"/>
-          <w:szCs w:val="22"/>
-        </w:rPr>
-        <w:tab/>
-        <w:t>Bliss Cui, Boston University, Neuroscience Student Org</w:t>
-      </w:r>
-      <w:r>
-        <w:rPr>
-          <w:color w:val="000000" w:themeColor="text1"/>
-          <w:sz w:val="22"/>
-          <w:szCs w:val="22"/>
-        </w:rPr>
-        <w:t>anization</w:t>
-      </w:r>
-      <w:r>
-        <w:rPr>
-          <w:color w:val="000000" w:themeColor="text1"/>
-          <w:sz w:val="22"/>
-          <w:szCs w:val="22"/>
-        </w:rPr>
-        <w:t xml:space="preserve"> Mentee</w:t>
-      </w:r>
-    </w:p>
-    <w:p>
-      <w:pPr>
-        <w:contextualSpacing/>
-        <w:rPr>
-          <w:i/>
-          <w:iCs/>
-          <w:color w:val="000000" w:themeColor="text1"/>
-          <w:sz w:val="22"/>
-          <w:szCs w:val="22"/>
-        </w:rPr>
-      </w:pPr>
-      <w:r>
-        <w:rPr>
-          <w:color w:val="000000" w:themeColor="text1"/>
-          <w:sz w:val="22"/>
-          <w:szCs w:val="22"/>
-        </w:rPr>
-        <w:tab/>
-      </w:r>
-      <w:r>
-        <w:rPr>
-          <w:color w:val="000000" w:themeColor="text1"/>
-          <w:sz w:val="22"/>
-          <w:szCs w:val="22"/>
-        </w:rPr>
-        <w:tab/>
-      </w:r>
-      <w:r>
-        <w:rPr>
-          <w:i/>
-          <w:iCs/>
-          <w:color w:val="000000" w:themeColor="text1"/>
-          <w:sz w:val="22"/>
-          <w:szCs w:val="22"/>
-        </w:rPr>
-        <w:t>Current</w:t>
-      </w:r>
-      <w:r>
-        <w:rPr>
-          <w:i/>
-          <w:iCs/>
-          <w:color w:val="000000" w:themeColor="text1"/>
-          <w:sz w:val="22"/>
-          <w:szCs w:val="22"/>
-        </w:rPr>
-        <w:t xml:space="preserve"> Position</w:t>
-      </w:r>
-      <w:r>
-        <w:rPr>
-          <w:i/>
-          <w:iCs/>
-          <w:color w:val="000000" w:themeColor="text1"/>
-          <w:sz w:val="22"/>
-          <w:szCs w:val="22"/>
-        </w:rPr>
-        <w:t>: PhD Student, Northeastern University</w:t>
-      </w:r>
-    </w:p>
-    <w:p>
-      <w:pPr>
-        <w:contextualSpacing/>
-        <w:rPr>
-          <w:color w:val="000000" w:themeColor="text1"/>
-          <w:sz w:val="22"/>
-          <w:szCs w:val="22"/>
-        </w:rPr>
-      </w:pPr>
-      <w:r>
-        <w:rPr>
-          <w:color w:val="000000" w:themeColor="text1"/>
-          <w:sz w:val="22"/>
-          <w:szCs w:val="22"/>
-        </w:rPr>
-        <w:t>2020-2021</w:t>
-      </w:r>
-      <w:r>
-        <w:rPr>
-          <w:color w:val="000000" w:themeColor="text1"/>
-          <w:sz w:val="22"/>
-          <w:szCs w:val="22"/>
-        </w:rPr>
-        <w:tab/>
-      </w:r>
-      <w:proofErr w:type="spellStart"/>
-      <w:r>
-        <w:rPr>
-          <w:color w:val="000000" w:themeColor="text1"/>
-          <w:sz w:val="22"/>
-          <w:szCs w:val="22"/>
-        </w:rPr>
-        <w:t>Jiahe</w:t>
-      </w:r>
-      <w:proofErr w:type="spellEnd"/>
-      <w:r>
-        <w:rPr>
-          <w:color w:val="000000" w:themeColor="text1"/>
-          <w:sz w:val="22"/>
-          <w:szCs w:val="22"/>
-        </w:rPr>
-        <w:t xml:space="preserve"> Nu, Boston University, High School RA, Undergraduate </w:t>
-      </w:r>
-      <w:r>
-        <w:rPr>
-          <w:color w:val="000000" w:themeColor="text1"/>
-          <w:sz w:val="22"/>
-          <w:szCs w:val="22"/>
-        </w:rPr>
-        <w:t>Research Assistant</w:t>
-      </w:r>
-    </w:p>
-    <w:p>
-      <w:pPr>
-        <w:contextualSpacing/>
-        <w:rPr>
-          <w:i/>
-          <w:iCs/>
-          <w:color w:val="000000" w:themeColor="text1"/>
-          <w:sz w:val="22"/>
-          <w:szCs w:val="22"/>
-        </w:rPr>
-      </w:pPr>
-      <w:r>
-        <w:rPr>
-          <w:color w:val="000000" w:themeColor="text1"/>
-          <w:sz w:val="22"/>
-          <w:szCs w:val="22"/>
-        </w:rPr>
-        <w:tab/>
-      </w:r>
-      <w:r>
-        <w:rPr>
-          <w:color w:val="000000" w:themeColor="text1"/>
-          <w:sz w:val="22"/>
-          <w:szCs w:val="22"/>
-        </w:rPr>
-        <w:tab/>
-      </w:r>
-      <w:r>
-        <w:rPr>
-          <w:i/>
-          <w:iCs/>
-          <w:color w:val="000000" w:themeColor="text1"/>
-          <w:sz w:val="22"/>
-          <w:szCs w:val="22"/>
-        </w:rPr>
-        <w:t>Current</w:t>
-      </w:r>
-      <w:r>
-        <w:rPr>
-          <w:i/>
-          <w:iCs/>
-          <w:color w:val="000000" w:themeColor="text1"/>
-          <w:sz w:val="22"/>
-          <w:szCs w:val="22"/>
-        </w:rPr>
-        <w:t xml:space="preserve"> Position</w:t>
-      </w:r>
-      <w:r>
-        <w:rPr>
-          <w:i/>
-          <w:iCs/>
-          <w:color w:val="000000" w:themeColor="text1"/>
-          <w:sz w:val="22"/>
-          <w:szCs w:val="22"/>
-        </w:rPr>
-        <w:t>: Undergraduate, Boston University</w:t>
-      </w:r>
-    </w:p>
-    <w:p>
-      <w:pPr>
-        <w:contextualSpacing/>
-        <w:rPr>
-          <w:color w:val="000000" w:themeColor="text1"/>
-          <w:sz w:val="22"/>
-          <w:szCs w:val="22"/>
-        </w:rPr>
-      </w:pPr>
-      <w:r>
-        <w:rPr>
-          <w:color w:val="000000" w:themeColor="text1"/>
-          <w:sz w:val="22"/>
-          <w:szCs w:val="22"/>
-        </w:rPr>
-        <w:t>2019-2020</w:t>
-      </w:r>
-      <w:r>
-        <w:rPr>
-          <w:color w:val="000000" w:themeColor="text1"/>
-          <w:sz w:val="22"/>
-          <w:szCs w:val="22"/>
-        </w:rPr>
-        <w:tab/>
-        <w:t>Roberto Luis-Fuentes, Boston University, BME Senior Thesis Project</w:t>
-      </w:r>
-    </w:p>
-    <w:p>
-      <w:pPr>
-        <w:contextualSpacing/>
-        <w:rPr>
-          <w:i/>
-          <w:iCs/>
-          <w:color w:val="000000" w:themeColor="text1"/>
-          <w:sz w:val="22"/>
-          <w:szCs w:val="22"/>
-        </w:rPr>
-      </w:pPr>
-      <w:r>
-        <w:rPr>
-          <w:color w:val="000000" w:themeColor="text1"/>
-          <w:sz w:val="22"/>
-          <w:szCs w:val="22"/>
-        </w:rPr>
-        <w:tab/>
-      </w:r>
-      <w:r>
-        <w:rPr>
-          <w:color w:val="000000" w:themeColor="text1"/>
-          <w:sz w:val="22"/>
-          <w:szCs w:val="22"/>
-        </w:rPr>
-        <w:tab/>
-      </w:r>
-      <w:r>
-        <w:rPr>
-          <w:i/>
-          <w:iCs/>
-          <w:color w:val="000000" w:themeColor="text1"/>
-          <w:sz w:val="22"/>
-          <w:szCs w:val="22"/>
-        </w:rPr>
-        <w:t>Current</w:t>
-      </w:r>
-      <w:r>
-        <w:rPr>
-          <w:i/>
-          <w:iCs/>
-          <w:color w:val="000000" w:themeColor="text1"/>
-          <w:sz w:val="22"/>
-          <w:szCs w:val="22"/>
-        </w:rPr>
-        <w:t xml:space="preserve"> Position</w:t>
-      </w:r>
-      <w:r>
-        <w:rPr>
-          <w:i/>
-          <w:iCs/>
-          <w:color w:val="000000" w:themeColor="text1"/>
-          <w:sz w:val="22"/>
-          <w:szCs w:val="22"/>
-        </w:rPr>
-        <w:t>: Software Engineer, Broad Institute</w:t>
-      </w:r>
-    </w:p>
-    <w:p>
-      <w:pPr>
-        <w:contextualSpacing/>
-        <w:rPr>
-          <w:color w:val="000000" w:themeColor="text1"/>
-          <w:sz w:val="22"/>
-          <w:szCs w:val="22"/>
-        </w:rPr>
-      </w:pPr>
-      <w:r>
-        <w:rPr>
-          <w:color w:val="000000" w:themeColor="text1"/>
-          <w:sz w:val="22"/>
-          <w:szCs w:val="22"/>
-        </w:rPr>
-        <w:t>2019-2020</w:t>
-      </w:r>
-      <w:r>
-        <w:rPr>
-          <w:color w:val="000000" w:themeColor="text1"/>
-          <w:sz w:val="22"/>
-          <w:szCs w:val="22"/>
-        </w:rPr>
-        <w:tab/>
-        <w:t>Vincent Chang, Boston University, BME Senior Thesis Project</w:t>
-      </w:r>
-    </w:p>
-    <w:p>
-      <w:pPr>
-        <w:contextualSpacing/>
-        <w:rPr>
-          <w:i/>
-          <w:iCs/>
-          <w:color w:val="000000" w:themeColor="text1"/>
-          <w:sz w:val="22"/>
-          <w:szCs w:val="22"/>
-        </w:rPr>
-      </w:pPr>
-      <w:r>
-        <w:rPr>
-          <w:color w:val="000000" w:themeColor="text1"/>
-          <w:sz w:val="22"/>
-          <w:szCs w:val="22"/>
-        </w:rPr>
-        <w:tab/>
-      </w:r>
-      <w:r>
-        <w:rPr>
-          <w:color w:val="000000" w:themeColor="text1"/>
-          <w:sz w:val="22"/>
-          <w:szCs w:val="22"/>
-        </w:rPr>
-        <w:tab/>
-      </w:r>
-      <w:r>
-        <w:rPr>
-          <w:i/>
-          <w:iCs/>
-          <w:color w:val="000000" w:themeColor="text1"/>
-          <w:sz w:val="22"/>
-          <w:szCs w:val="22"/>
-        </w:rPr>
-        <w:t>Current</w:t>
-      </w:r>
-      <w:r>
-        <w:rPr>
-          <w:i/>
-          <w:iCs/>
-          <w:color w:val="000000" w:themeColor="text1"/>
-          <w:sz w:val="22"/>
-          <w:szCs w:val="22"/>
-        </w:rPr>
-        <w:t xml:space="preserve"> Position</w:t>
-      </w:r>
-      <w:r>
-        <w:rPr>
-          <w:i/>
-          <w:iCs/>
-          <w:color w:val="000000" w:themeColor="text1"/>
-          <w:sz w:val="22"/>
-          <w:szCs w:val="22"/>
-        </w:rPr>
-        <w:t>: Technical Program Manager, Google</w:t>
-      </w:r>
-    </w:p>
-    <w:p>
-      <w:pPr>
-        <w:contextualSpacing/>
-        <w:rPr>
-          <w:color w:val="000000" w:themeColor="text1"/>
-          <w:sz w:val="22"/>
-          <w:szCs w:val="22"/>
-        </w:rPr>
-      </w:pPr>
-      <w:r>
-        <w:rPr>
-          <w:color w:val="000000" w:themeColor="text1"/>
-          <w:sz w:val="22"/>
-          <w:szCs w:val="22"/>
-        </w:rPr>
-        <w:t>2019</w:t>
-      </w:r>
-      <w:r>
-        <w:rPr>
-          <w:color w:val="000000" w:themeColor="text1"/>
-          <w:sz w:val="22"/>
-          <w:szCs w:val="22"/>
-        </w:rPr>
-        <w:tab/>
-      </w:r>
-      <w:r>
-        <w:rPr>
-          <w:color w:val="000000" w:themeColor="text1"/>
-          <w:sz w:val="22"/>
-          <w:szCs w:val="22"/>
-        </w:rPr>
-        <w:tab/>
-        <w:t>Sheila Yee, Boston University, Undergraduate Directed Study Student</w:t>
-      </w:r>
-    </w:p>
-    <w:p>
-      <w:pPr>
-        <w:contextualSpacing/>
-        <w:rPr>
-          <w:i/>
-          <w:iCs/>
-          <w:color w:val="000000" w:themeColor="text1"/>
-          <w:sz w:val="22"/>
-          <w:szCs w:val="22"/>
-        </w:rPr>
-      </w:pPr>
-      <w:r>
-        <w:rPr>
-          <w:color w:val="000000" w:themeColor="text1"/>
-          <w:sz w:val="22"/>
-          <w:szCs w:val="22"/>
-        </w:rPr>
-        <w:tab/>
-      </w:r>
-      <w:r>
-        <w:rPr>
-          <w:color w:val="000000" w:themeColor="text1"/>
-          <w:sz w:val="22"/>
-          <w:szCs w:val="22"/>
-        </w:rPr>
-        <w:tab/>
-      </w:r>
-      <w:r>
-        <w:rPr>
-          <w:i/>
-          <w:iCs/>
-          <w:color w:val="000000" w:themeColor="text1"/>
-          <w:sz w:val="22"/>
-          <w:szCs w:val="22"/>
-        </w:rPr>
-        <w:t>Current</w:t>
-      </w:r>
-      <w:r>
-        <w:rPr>
-          <w:i/>
-          <w:iCs/>
-          <w:color w:val="000000" w:themeColor="text1"/>
-          <w:sz w:val="22"/>
-          <w:szCs w:val="22"/>
-        </w:rPr>
-        <w:t xml:space="preserve"> Position</w:t>
-      </w:r>
-      <w:r>
-        <w:rPr>
-          <w:i/>
-          <w:iCs/>
-          <w:color w:val="000000" w:themeColor="text1"/>
-          <w:sz w:val="22"/>
-          <w:szCs w:val="22"/>
-        </w:rPr>
-        <w:t>: Graduate Student in Bioinformatics, Boston University</w:t>
-      </w:r>
-    </w:p>
-    <w:p>
-      <w:pPr>
-        <w:contextualSpacing/>
-        <w:rPr>
-          <w:color w:val="000000" w:themeColor="text1"/>
-          <w:sz w:val="22"/>
-          <w:szCs w:val="22"/>
-        </w:rPr>
-      </w:pPr>
-      <w:r>
-        <w:rPr>
-          <w:color w:val="000000" w:themeColor="text1"/>
-          <w:sz w:val="22"/>
-          <w:szCs w:val="22"/>
-        </w:rPr>
-        <w:t xml:space="preserve">2018-2020 </w:t>
-      </w:r>
-      <w:r>
-        <w:rPr>
-          <w:color w:val="000000" w:themeColor="text1"/>
-          <w:sz w:val="22"/>
-          <w:szCs w:val="22"/>
-        </w:rPr>
-        <w:tab/>
-        <w:t>Weida Ma, Boston University, Undergraduate R</w:t>
-      </w:r>
-      <w:r>
-        <w:rPr>
-          <w:color w:val="000000" w:themeColor="text1"/>
-          <w:sz w:val="22"/>
-          <w:szCs w:val="22"/>
-        </w:rPr>
-        <w:t>esearch Assistant</w:t>
-      </w:r>
-      <w:r>
-        <w:rPr>
-          <w:color w:val="000000" w:themeColor="text1"/>
-          <w:sz w:val="22"/>
-          <w:szCs w:val="22"/>
-        </w:rPr>
-        <w:t>, BME Senior Thesis</w:t>
-      </w:r>
-    </w:p>
-    <w:p>
-      <w:pPr>
-        <w:contextualSpacing/>
-        <w:rPr>
-          <w:i/>
-          <w:iCs/>
-          <w:color w:val="000000" w:themeColor="text1"/>
-          <w:sz w:val="22"/>
-          <w:szCs w:val="22"/>
-        </w:rPr>
-      </w:pPr>
-      <w:r>
-        <w:rPr>
-          <w:color w:val="000000" w:themeColor="text1"/>
-          <w:sz w:val="22"/>
-          <w:szCs w:val="22"/>
-        </w:rPr>
-        <w:tab/>
-      </w:r>
-      <w:r>
-        <w:rPr>
-          <w:color w:val="000000" w:themeColor="text1"/>
-          <w:sz w:val="22"/>
-          <w:szCs w:val="22"/>
-        </w:rPr>
-        <w:tab/>
-      </w:r>
-      <w:r>
-        <w:rPr>
-          <w:i/>
-          <w:iCs/>
-          <w:color w:val="000000" w:themeColor="text1"/>
-          <w:sz w:val="22"/>
-          <w:szCs w:val="22"/>
-        </w:rPr>
-        <w:t>Current</w:t>
-      </w:r>
-      <w:r>
-        <w:rPr>
-          <w:i/>
-          <w:iCs/>
-          <w:color w:val="000000" w:themeColor="text1"/>
-          <w:sz w:val="22"/>
-          <w:szCs w:val="22"/>
-        </w:rPr>
-        <w:t xml:space="preserve"> Position</w:t>
-      </w:r>
-      <w:r>
-        <w:rPr>
-          <w:i/>
-          <w:iCs/>
-          <w:color w:val="000000" w:themeColor="text1"/>
-          <w:sz w:val="22"/>
-          <w:szCs w:val="22"/>
-        </w:rPr>
-        <w:t>: Medical Student, University of Vermont</w:t>
-      </w:r>
-    </w:p>
-    <w:p>
-      <w:pPr>
-        <w:contextualSpacing/>
-        <w:rPr>
-          <w:color w:val="000000" w:themeColor="text1"/>
-          <w:sz w:val="22"/>
-          <w:szCs w:val="22"/>
-        </w:rPr>
-      </w:pPr>
-      <w:r>
-        <w:rPr>
-          <w:color w:val="000000" w:themeColor="text1"/>
-          <w:sz w:val="22"/>
-          <w:szCs w:val="22"/>
-        </w:rPr>
-        <w:t>2018</w:t>
-      </w:r>
-      <w:r>
-        <w:rPr>
-          <w:color w:val="000000" w:themeColor="text1"/>
-          <w:sz w:val="22"/>
-          <w:szCs w:val="22"/>
-        </w:rPr>
-        <w:tab/>
-      </w:r>
-      <w:r>
-        <w:rPr>
-          <w:color w:val="000000" w:themeColor="text1"/>
-          <w:sz w:val="22"/>
-          <w:szCs w:val="22"/>
-        </w:rPr>
-        <w:tab/>
-      </w:r>
-      <w:proofErr w:type="spellStart"/>
-      <w:r>
-        <w:rPr>
-          <w:color w:val="000000" w:themeColor="text1"/>
-          <w:sz w:val="22"/>
-          <w:szCs w:val="22"/>
-        </w:rPr>
-        <w:t>Neoreet</w:t>
-      </w:r>
-      <w:proofErr w:type="spellEnd"/>
-      <w:r>
-        <w:rPr>
-          <w:color w:val="000000" w:themeColor="text1"/>
-          <w:sz w:val="22"/>
-          <w:szCs w:val="22"/>
-        </w:rPr>
-        <w:t xml:space="preserve"> </w:t>
-      </w:r>
-      <w:proofErr w:type="spellStart"/>
-      <w:r>
-        <w:rPr>
-          <w:color w:val="000000" w:themeColor="text1"/>
-          <w:sz w:val="22"/>
-          <w:szCs w:val="22"/>
-        </w:rPr>
-        <w:t>Braha</w:t>
-      </w:r>
-      <w:proofErr w:type="spellEnd"/>
-      <w:r>
-        <w:rPr>
-          <w:color w:val="000000" w:themeColor="text1"/>
-          <w:sz w:val="22"/>
-          <w:szCs w:val="22"/>
-        </w:rPr>
-        <w:t>, Boston University, Undergraduate Research Assistant</w:t>
+        <w:t xml:space="preserve"> Braha, Boston University, Undergraduate Research Assistant</w:t>
       </w:r>
     </w:p>
     <w:p>
@@ -7090,7 +7454,6 @@
           <w:sz w:val="22"/>
           <w:szCs w:val="22"/>
         </w:rPr>
-        <w:lastRenderedPageBreak/>
         <w:t>Summer 2023</w:t>
       </w:r>
       <w:r>
@@ -7679,25 +8042,7 @@
           <w:sz w:val="22"/>
           <w:szCs w:val="22"/>
         </w:rPr>
-        <w:t xml:space="preserve">: Richard </w:t>
-      </w:r>
-      <w:proofErr w:type="spellStart"/>
-      <w:r>
-        <w:rPr>
-          <w:color w:val="000000" w:themeColor="text1"/>
-          <w:sz w:val="22"/>
-          <w:szCs w:val="22"/>
-        </w:rPr>
-        <w:t>Chechile</w:t>
-      </w:r>
-      <w:proofErr w:type="spellEnd"/>
-      <w:r>
-        <w:rPr>
-          <w:color w:val="000000" w:themeColor="text1"/>
-          <w:sz w:val="22"/>
-          <w:szCs w:val="22"/>
-        </w:rPr>
-        <w:t>, PhD</w:t>
+        <w:t>: Richard Chechile, PhD</w:t>
       </w:r>
     </w:p>
     <w:p>
@@ -7951,6 +8296,7 @@
           <w:sz w:val="28"/>
           <w:szCs w:val="28"/>
         </w:rPr>
+        <w:lastRenderedPageBreak/>
         <w:t>Skills</w:t>
       </w:r>
     </w:p>
@@ -8350,7 +8696,6 @@
           <w:sz w:val="22"/>
           <w:szCs w:val="22"/>
         </w:rPr>
-        <w:lastRenderedPageBreak/>
         <w:t>fMRI and PET study design, data collection, and analysis</w:t>
       </w:r>
     </w:p>
@@ -8977,6 +9322,119 @@
       </w:rPr>
     </w:lvl>
   </w:abstractNum>
+  <w:abstractNum w:abstractNumId="3" w15:restartNumberingAfterBreak="0">
+    <w:nsid w:val="5BCE3999"/>
+    <w:multiLevelType w:val="hybridMultilevel"/>
+    <w:tmpl w:val="286AD92E"/>
+    <w:lvl w:ilvl="0" w:tplc="CB9E1496">
+      <w:start w:val="1"/>
+      <w:numFmt w:val="bullet"/>
+      <w:lvlText w:val=""/>
+      <w:lvlJc w:val="left"/>
+      <w:pPr>
+        <w:ind w:left="720" w:hanging="360"/>
+      </w:pPr>
+      <w:rPr>
+        <w:rFonts w:ascii="Symbol" w:eastAsiaTheme="minorEastAsia" w:hAnsi="Symbol" w:cs="Times New Roman" w:hint="default"/>
+      </w:rPr>
+    </w:lvl>
+    <w:lvl w:ilvl="1" w:tplc="04090003" w:tentative="1">
+      <w:start w:val="1"/>
+      <w:numFmt w:val="bullet"/>
+      <w:lvlText w:val="o"/>
+      <w:lvlJc w:val="left"/>
+      <w:pPr>
+        <w:ind w:left="1440" w:hanging="360"/>
+      </w:pPr>
+      <w:rPr>
+        <w:rFonts w:ascii="Courier New" w:hAnsi="Courier New" w:cs="Courier New" w:hint="default"/>
+      </w:rPr>
+    </w:lvl>
+    <w:lvl w:ilvl="2" w:tplc="04090005" w:tentative="1">
+      <w:start w:val="1"/>
+      <w:numFmt w:val="bullet"/>
+      <w:lvlText w:val=""/>
+      <w:lvlJc w:val="left"/>
+      <w:pPr>
+        <w:ind w:left="2160" w:hanging="360"/>
+      </w:pPr>
+      <w:rPr>
+        <w:rFonts w:ascii="Wingdings" w:hAnsi="Wingdings" w:hint="default"/>
+      </w:rPr>
+    </w:lvl>
+    <w:lvl w:ilvl="3" w:tplc="04090001" w:tentative="1">
+      <w:start w:val="1"/>
+      <w:numFmt w:val="bullet"/>
+      <w:lvlText w:val=""/>
+      <w:lvlJc w:val="left"/>
+      <w:pPr>
+        <w:ind w:left="2880" w:hanging="360"/>
+      </w:pPr>
+      <w:rPr>
+        <w:rFonts w:ascii="Symbol" w:hAnsi="Symbol" w:hint="default"/>
+      </w:rPr>
+    </w:lvl>
+    <w:lvl w:ilvl="4" w:tplc="04090003" w:tentative="1">
+      <w:start w:val="1"/>
+      <w:numFmt w:val="bullet"/>
+      <w:lvlText w:val="o"/>
+      <w:lvlJc w:val="left"/>
+      <w:pPr>
+        <w:ind w:left="3600" w:hanging="360"/>
+      </w:pPr>
+      <w:rPr>
+        <w:rFonts w:ascii="Courier New" w:hAnsi="Courier New" w:cs="Courier New" w:hint="default"/>
+      </w:rPr>
+    </w:lvl>
+    <w:lvl w:ilvl="5" w:tplc="04090005" w:tentative="1">
+      <w:start w:val="1"/>
+      <w:numFmt w:val="bullet"/>
+      <w:lvlText w:val=""/>
+      <w:lvlJc w:val="left"/>
+      <w:pPr>
+        <w:ind w:left="4320" w:hanging="360"/>
+      </w:pPr>
+      <w:rPr>
+        <w:rFonts w:ascii="Wingdings" w:hAnsi="Wingdings" w:hint="default"/>
+      </w:rPr>
+    </w:lvl>
+    <w:lvl w:ilvl="6" w:tplc="04090001" w:tentative="1">
+      <w:start w:val="1"/>
+      <w:numFmt w:val="bullet"/>
+      <w:lvlText w:val=""/>
+      <w:lvlJc w:val="left"/>
+      <w:pPr>
+        <w:ind w:left="5040" w:hanging="360"/>
+      </w:pPr>
+      <w:rPr>
+        <w:rFonts w:ascii="Symbol" w:hAnsi="Symbol" w:hint="default"/>
+      </w:rPr>
+    </w:lvl>
+    <w:lvl w:ilvl="7" w:tplc="04090003" w:tentative="1">
+      <w:start w:val="1"/>
+      <w:numFmt w:val="bullet"/>
+      <w:lvlText w:val="o"/>
+      <w:lvlJc w:val="left"/>
+      <w:pPr>
+        <w:ind w:left="5760" w:hanging="360"/>
+      </w:pPr>
+      <w:rPr>
+        <w:rFonts w:ascii="Courier New" w:hAnsi="Courier New" w:cs="Courier New" w:hint="default"/>
+      </w:rPr>
+    </w:lvl>
+    <w:lvl w:ilvl="8" w:tplc="04090005" w:tentative="1">
+      <w:start w:val="1"/>
+      <w:numFmt w:val="bullet"/>
+      <w:lvlText w:val=""/>
+      <w:lvlJc w:val="left"/>
+      <w:pPr>
+        <w:ind w:left="6480" w:hanging="360"/>
+      </w:pPr>
+      <w:rPr>
+        <w:rFonts w:ascii="Wingdings" w:hAnsi="Wingdings" w:hint="default"/>
+      </w:rPr>
+    </w:lvl>
+  </w:abstractNum>
   <w:num w:numId="1" w16cid:durableId="1200513414">
     <w:abstractNumId w:val="2"/>
   </w:num>
@@ -8985,6 +9443,9 @@
   </w:num>
   <w:num w:numId="3" w16cid:durableId="1540361901">
     <w:abstractNumId w:val="1"/>
+  </w:num>
+  <w:num w:numId="4" w16cid:durableId="1161703212">
+    <w:abstractNumId w:val="3"/>
   </w:num>
 </w:numbering>
 </file>
